--- a/klagomål/Björnberget NV FSC-klagomål.docx
+++ b/klagomål/Björnberget NV FSC-klagomål.docx
@@ -1,6 +1,6 @@
 
 <file path=word/document.xml><?xml version="1.0" encoding="utf-8"?>
-<w:document xmlns:wpc="http://schemas.microsoft.com/office/word/2010/wordprocessingCanvas" xmlns:cx="http://schemas.microsoft.com/office/drawing/2014/chartex" xmlns:cx1="http://schemas.microsoft.com/office/drawing/2015/9/8/chartex" xmlns:cx2="http://schemas.microsoft.com/office/drawing/2015/10/21/chartex" xmlns:cx3="http://schemas.microsoft.com/office/drawing/2016/5/9/chartex" xmlns:cx4="http://schemas.microsoft.com/office/drawing/2016/5/10/chartex" xmlns:cx5="http://schemas.microsoft.com/office/drawing/2016/5/11/chartex" xmlns:cx6="http://schemas.microsoft.com/office/drawing/2016/5/12/chartex" xmlns:cx7="http://schemas.microsoft.com/office/drawing/2016/5/13/chartex" xmlns:cx8="http://schemas.microsoft.com/office/drawing/2016/5/14/chartex" xmlns:mc="http://schemas.openxmlformats.org/markup-compatibility/2006" xmlns:aink="http://schemas.microsoft.com/office/drawing/2016/ink" xmlns:am3d="http://schemas.microsoft.com/office/drawing/2017/model3d" xmlns:o="urn:schemas-microsoft-com:office:office" xmlns:oel="http://schemas.microsoft.com/office/2019/extlst" xmlns:r="http://schemas.openxmlformats.org/officeDocument/2006/relationships" xmlns:m="http://schemas.openxmlformats.org/officeDocument/2006/math" xmlns:v="urn:schemas-microsoft-com:vml" xmlns:wp14="http://schemas.microsoft.com/office/word/2010/wordprocessingDrawing" xmlns:wp="http://schemas.openxmlformats.org/drawingml/2006/wordprocessingDrawing" xmlns:w10="urn:schemas-microsoft-com:office:word" xmlns:w="http://schemas.openxmlformats.org/wordprocessingml/2006/main" xmlns:w14="http://schemas.microsoft.com/office/word/2010/wordml" xmlns:w15="http://schemas.microsoft.com/office/word/2012/wordml" xmlns:w16cex="http://schemas.microsoft.com/office/word/2018/wordml/cex" xmlns:w16cid="http://schemas.microsoft.com/office/word/2016/wordml/cid" xmlns:w16="http://schemas.microsoft.com/office/word/2018/wordml" xmlns:w16sdtdh="http://schemas.microsoft.com/office/word/2020/wordml/sdtdatahash" xmlns:w16se="http://schemas.microsoft.com/office/word/2015/wordml/symex" xmlns:wpg="http://schemas.microsoft.com/office/word/2010/wordprocessingGroup" xmlns:wpi="http://schemas.microsoft.com/office/word/2010/wordprocessingInk" xmlns:wne="http://schemas.microsoft.com/office/word/2006/wordml" xmlns:wps="http://schemas.microsoft.com/office/word/2010/wordprocessingShape" mc:Ignorable="w14 w15 w16se w16cid w16 w16cex w16sdtdh wp14">
+<w:document xmlns:wpc="http://schemas.microsoft.com/office/word/2010/wordprocessingCanvas" xmlns:cx="http://schemas.microsoft.com/office/drawing/2014/chartex" xmlns:cx1="http://schemas.microsoft.com/office/drawing/2015/9/8/chartex" xmlns:cx2="http://schemas.microsoft.com/office/drawing/2015/10/21/chartex" xmlns:cx3="http://schemas.microsoft.com/office/drawing/2016/5/9/chartex" xmlns:cx4="http://schemas.microsoft.com/office/drawing/2016/5/10/chartex" xmlns:cx5="http://schemas.microsoft.com/office/drawing/2016/5/11/chartex" xmlns:cx6="http://schemas.microsoft.com/office/drawing/2016/5/12/chartex" xmlns:cx7="http://schemas.microsoft.com/office/drawing/2016/5/13/chartex" xmlns:cx8="http://schemas.microsoft.com/office/drawing/2016/5/14/chartex" xmlns:mc="http://schemas.openxmlformats.org/markup-compatibility/2006" xmlns:aink="http://schemas.microsoft.com/office/drawing/2016/ink" xmlns:am3d="http://schemas.microsoft.com/office/drawing/2017/model3d" xmlns:o="urn:schemas-microsoft-com:office:office" xmlns:oel="http://schemas.microsoft.com/office/2019/extlst" xmlns:r="http://schemas.openxmlformats.org/officeDocument/2006/relationships" xmlns:m="http://schemas.openxmlformats.org/officeDocument/2006/math" xmlns:v="urn:schemas-microsoft-com:vml" xmlns:wp14="http://schemas.microsoft.com/office/word/2010/wordprocessingDrawing" xmlns:wp="http://schemas.openxmlformats.org/drawingml/2006/wordprocessingDrawing" xmlns:w10="urn:schemas-microsoft-com:office:word" xmlns:w="http://schemas.openxmlformats.org/wordprocessingml/2006/main" xmlns:w14="http://schemas.microsoft.com/office/word/2010/wordml" xmlns:w15="http://schemas.microsoft.com/office/word/2012/wordml" xmlns:w16cex="http://schemas.microsoft.com/office/word/2018/wordml/cex" xmlns:w16cid="http://schemas.microsoft.com/office/word/2016/wordml/cid" xmlns:w16="http://schemas.microsoft.com/office/word/2018/wordml" xmlns:w16du="http://schemas.microsoft.com/office/word/2023/wordml/word16du" xmlns:w16sdtdh="http://schemas.microsoft.com/office/word/2020/wordml/sdtdatahash" xmlns:w16sdtfl="http://schemas.microsoft.com/office/word/2024/wordml/sdtformatlock" xmlns:w16se="http://schemas.microsoft.com/office/word/2015/wordml/symex" xmlns:wpg="http://schemas.microsoft.com/office/word/2010/wordprocessingGroup" xmlns:wpi="http://schemas.microsoft.com/office/word/2010/wordprocessingInk" xmlns:wne="http://schemas.microsoft.com/office/word/2006/wordml" xmlns:wps="http://schemas.microsoft.com/office/word/2010/wordprocessingShape" mc:Ignorable="w14 w15 w16se w16cid w16 w16cex w16sdtdh w16sdtfl w16du wp14">
   <w:body>
     <w:p>
       <w:r>
@@ -112,7 +112,7 @@
         <w:pStyle w:val="ListBullet"/>
       </w:pPr>
       <w:r>
-        <w:t>Om ett ombud (tex Norra skog eller Mellanskog) avverkningsanmäler en skog med naturvärden motsvarande nyckelbiotops kvalité men markägaren inte är FSC certifierad, bör du skicka in ett FSC kontrollerat virke klagomål. Då ska klagomålet skickas till ombudsföretaget.</w:t>
+        <w:t>Om ett ombud (tex Norra skog eller Mellanskog) avverkningsanmäler en skog med naturvärden motsvarande nyckelbiotops kvalitet men markägaren inte är FSC certifierad, bör du skicka in ett FSC kontrollerat virke klagomål. Då ska klagomålet skickas till ombudsföretaget.</w:t>
       </w:r>
     </w:p>
     <w:p>
@@ -168,35 +168,7 @@
     </w:p>
     <w:p>
       <w:r>
-        <w:t>Detta dokument behandlar höga naturvärden i avverkningsanmälan Björnberget NV i Bjurholms kommun. Denna avverkningsanmälan inkom 2025-08-02 och omfattar 80,6 ha.</w:t>
-      </w:r>
-    </w:p>
-    <w:p>
-      <w:r>
-        <w:t>Nedan presenteras fynd av naturvårdsarter och fridlysta arter som gjorts i det avverkningsanmälda området, samt relevanta utdrag ur standarderna för FSC, Chain of Custody, Controlled Wood och PEFC. I BILAGA 1 finns artfakta om fridlysta och rödlistade arter.</w:t>
-      </w:r>
-    </w:p>
-    <w:p>
-      <w:r>
-        <w:t>Vi förväntar oss att ni återkommer med ett skriftligt svar på vårt klagomål och även beskriver vilka korrigerande åtgärder ni satt in för att rätta till identifierade brister i er efterlevnad av den svenska FSC standarden.</w:t>
-      </w:r>
-    </w:p>
-    <w:p>
-      <w:pPr>
-        <w:pStyle w:val="Heading1"/>
-      </w:pPr>
-      <w:r>
-        <w:t>Naturvårdsarter</w:t>
-      </w:r>
-    </w:p>
-    <w:p>
-      <w:r>
-        <w:t>I avverkningsanmälan har följande 24 naturvårdsarter hittats: blå taggsvamp (NT), doftskinn (NT), garnlav (NT), granticka (NT), lunglav (NT), mörk kolflarnlav (NT), orange taggsvamp (NT), skrovlig taggsvamp (NT), småflikig brosklav (NT), svart taggsvamp (NT), tallticka (NT), ullticka (NT), violettgrå tagellav (NT), bronshjon (S), bårdlav (S), dropptaggsvamp (S), korallblylav (S), luddlav (S), norrlandslav (S), skarp dropptaggsvamp (S), skuggblåslav (S), stuplav (S), vedticka (S) och lavskrika (§4). Av dessa är 13 rödlistade. För rödlistade arter har rödlistekategorin angivits inom parentes. Arter som är signalarter enligt Skogsstyrelsen har markerats med (S). För fridlysta arter anges även paragrafen i Artskyddsförordningen som arten är fridlyst enligt.</w:t>
-      </w:r>
-    </w:p>
-    <w:p>
-      <w:r>
-        <w:t>De påträffade naturvårdsarterna är ett tydligt kvitto på att detta rör sig om en skog med höga naturvärden. I Figur 1 visas en karta över det avverkningsanmälda området, där samtliga fyndplatser för naturvårdsarter som finns registrerade på Artportalen har markerats.</w:t>
+        <w:t>Detta klagomål behandlar höga naturvärden i avverkningsanmälan Björnberget NV i Bjurholms kommun som inkom 2026-07-12 och omfattar 80,6 ha.</w:t>
       </w:r>
     </w:p>
     <w:p>
@@ -206,7 +178,7 @@
       <w:r>
         <w:drawing>
           <wp:inline xmlns:a="http://schemas.openxmlformats.org/drawingml/2006/main" xmlns:pic="http://schemas.openxmlformats.org/drawingml/2006/picture">
-            <wp:extent cx="5486400" cy="4184409"/>
+            <wp:extent cx="5362795" cy="5724000"/>
             <wp:docPr id="1" name="Picture 1"/>
             <wp:cNvGraphicFramePr>
               <a:graphicFrameLocks noChangeAspect="1"/>
@@ -227,7 +199,7 @@
                   <pic:spPr>
                     <a:xfrm>
                       <a:off x="0" y="0"/>
-                      <a:ext cx="5486400" cy="4184409"/>
+                      <a:ext cx="5362795" cy="5724000"/>
                     </a:xfrm>
                     <a:prstGeom prst="rect"/>
                   </pic:spPr>
@@ -241,219 +213,25 @@
     <w:p>
       <w:pPr>
         <w:pStyle w:val="Caption"/>
+        <w:spacing w:after="240"/>
       </w:pPr>
       <w:r>
-        <w:t>Figur 1. Fyndplatser för naturvårdsarter i det avverkningsanmälda området (röd linje). Markörer utan svart kant är placerade på fyndplatsen. Markörer med svart kant är placerade vid sidan av fyndplatsen och har ett svart streck som visar fyndplatsens exakta position. Kartans mittpunktskoordinat är N 7093566, E 684675 i SWEREF 99 TM.</w:t>
+        <w:t>Figur 1. Fyndplatser för naturvårdsarter i och inom 14 meter från avverkningsanmälan. Markörer utan svart kant är placerade på fyndplatsen. Markörer med svart kant är placerade vid sidan av fyndplatsen har ett svart streck som visar fyndplatsens exakta position. Kartans mittpunktskoordinat är N 7093566, E 684675 i SWEREF 99 TM.</w:t>
       </w:r>
     </w:p>
     <w:p>
       <w:r>
-        <w:rPr>
-          <w:b/>
-        </w:rPr>
-        <w:t xml:space="preserve">Blå taggsvamp (NT) </w:t>
-      </w:r>
-      <w:r>
-        <w:t>är en karaktärsart i såväl örtrika kalkbarrskogar som i torra sandtallskogar där det föreligger gammal skog med långvarig trädkontinuitet. Är sällsynt och mycket kravfull i södra och mellersta Sverige. Den hotas främst av skogsavverkning och tycks försvinna efter slutavverkning, markberedning och plantering. I kalkgranskogar verkar arten vara mycket känslig. Granskogar med arten bör formellt skydddas (SLU Artdatabanken, 2024; Nitare &amp; Skogsstyrelsen, 2019).</w:t>
+        <w:t>I och inom 14 meter från avverkningsanmälan finns fynd av 22 naturvårdsarter, varav 15 är rödlistade, 1 är fridlyst, 19 är typiska (T) och 7 är signalarter (S): garnlav (VU, T), skrovlig taggsvamp (VU), blå taggsvamp (NT, T), doftskinn (NT, T), dropptaggsvamp (NT, T), lavskrika (NT, T, §4), lunglav (NT, T), mörk kolflarnlav (NT), orange taggsvamp (NT, T), skarp dropptaggsvamp (NT), skuggblåslav (NT, T), småflikig brosklav (NT, T), tallticka (NT, T), ullticka (NT, T), violettgrå tagellav (NT, T), bronshjon (S, T), bårdlav (S, T), korallblylav (S, T), luddlav (S, T), norrlandslav (S, T), stuplav (S, T) och vedticka (S, T). Se Figur 1.</w:t>
       </w:r>
     </w:p>
     <w:p>
       <w:r>
-        <w:rPr>
-          <w:b/>
-        </w:rPr>
-        <w:t>Doftskinn (NT)</w:t>
-      </w:r>
-      <w:r>
-        <w:t>, rödlistad som nära hotad, är en mycket bra signalart för boreal granskog och indikerar ett gran-skogsekosystem med lång kontinuitet av grova lågor. Arten är placerad i toppen av Skogsstyrelsens värdepyramid för bedömning av skog med höga naturvärden och har klassats som en “urskogsindikator”, då den förekommer med ett tydligt optimum i helt eller nästan helt orörda skogar (Nitare &amp; Skogsstyrelsen, 2019).</w:t>
+        <w:t>Nedan presenteras relevanta utdrag ur standarderna för FSC, Chain of Custody, Controlled Wood och PEFC.</w:t>
       </w:r>
     </w:p>
     <w:p>
       <w:r>
-        <w:rPr>
-          <w:b/>
-        </w:rPr>
-        <w:t>Garnlav (NT)</w:t>
-      </w:r>
-      <w:r>
-        <w:t xml:space="preserve"> är en utpräglad barrskogsart som ibland kan drapera träden i norrländska grannaturskogar med hög luftfuktighet. Den förekommer även i talldominerade bestånd där den, förutom i trädens grenverk, påträffas hängande över ojämnheter i tallbarken. Arten har minskat starkt i södra och mellersta Sverige och den minskar även i sitt nordliga utbredningsområde. Orsaken till tillbakagången beror främst på slutavverkningar av naturskogsartade skogar. Bestånd med riklig förekomst bör regelmässigt sparas. Garnlav är värdväxt för den mycket sällsynta och akut hotade fjärilen barrskogslavfly (CR) som hör hemma i boreala barrskogar med riklig förekomst av värdväxten. Tidigare kunde arten konstateras årligen på flera platser vid Dala-Floda i Dalarna innan lokalerna kalavverkades. Senaste fyndet i landet av barrskogslavfly är från år 2000 då den påträffades vid Högberget i Sollefteå kommun (SLU Artdatabanken, 2024).</w:t>
-      </w:r>
-    </w:p>
-    <w:p>
-      <w:r>
-        <w:rPr>
-          <w:b/>
-        </w:rPr>
-        <w:t>Granticka (NT)</w:t>
-      </w:r>
-      <w:r>
-        <w:t xml:space="preserve"> förekommer främst i äldre skogar med naturskogskaraktär, liksom i dimensionsavverkade och plockhuggna skogar. I äldre grannaturskog i norra Sverige är den alltjämt en förhållandevis vanlig karaktärsart, medan den längre söderut blir allt mer sällsynt. I Götaland och delar av Svealand är den en god signalart för skyddsvärda granskogsmiljöer. Arten bedöms ha minskat starkt under senare år på grund av skogsavverkningar, då den framför allt växer i äldre granskog med långvarig grankontinuitet. I urskogsliknande bestånd i norra Sverige kan ibland påträffas den mycket sällsynta tickan grantickeporing (VU), som lever på döda grantickor (SLU Artdatabanken, 2024; Nitare &amp; Skogsstyrelsen, 2019).</w:t>
-      </w:r>
-    </w:p>
-    <w:p>
-      <w:r>
-        <w:rPr>
-          <w:b/>
-        </w:rPr>
-        <w:t>Korallblylav</w:t>
-      </w:r>
-      <w:r>
-        <w:t xml:space="preserve"> växer på bark av asp, ask, rönn, sälg, bok och lönn och signalerar överallt skogsbestånd med höga naturvärden och den följs nästan alltid av andra ovanliga och rödlistade arter. Den indikerar hög och jämn luftfuktighet och växer främst i områden med lång skoglig kontinuitet där det funnits ett ständigt inslag av gamla lövträd (SLU Artdatabanken, 2024; Nitare &amp; Skogsstyrelsen, 2019).</w:t>
-      </w:r>
-    </w:p>
-    <w:p>
-      <w:r>
-        <w:rPr>
-          <w:b/>
-        </w:rPr>
-        <w:t>Lunglav (NT)</w:t>
-      </w:r>
-      <w:r>
-        <w:t xml:space="preserve"> är en av vårt lands främsta signalarter som överallt indikerar gamla lövträd, skogsbestånd med höga naturvärden och ekosystem med lång skoglig kontinuitet. Lokalt kan förekomsten vara mycket riklig men den hittas nästan enbart i gamla och ej slutavverkade skogar. Artens samtliga förekomster bör uppmärksammas från naturvårdssynpunkt, då många lokaler även hyser andra ovanliga och rödlistade arter. Rikliga förekomster bör skyddas med biotopskydd, frivilliga avsättningar eller reservat. Det finns ett antal sällsynta lavparasiter som växer på lunglav: lunglavsknapp (VU), skrovelmössing (DD), lunglavshårprick (DD), </w:t>
-      </w:r>
-      <w:r>
-        <w:rPr>
-          <w:i/>
-        </w:rPr>
-        <w:t>Calycina alstrupii</w:t>
-      </w:r>
-      <w:r>
-        <w:t xml:space="preserve"> (NA) och </w:t>
-      </w:r>
-      <w:r>
-        <w:rPr>
-          <w:i/>
-        </w:rPr>
-        <w:t>Chalara lobariae</w:t>
-      </w:r>
-      <w:r>
-        <w:t xml:space="preserve"> (NA) (SLU Artdatabanken, 2025; SLU Artdatabanken, 2024; Nitare &amp; Skogsstyrelsen, 2019).</w:t>
-      </w:r>
-    </w:p>
-    <w:p>
-      <w:r>
-        <w:rPr>
-          <w:b/>
-        </w:rPr>
-        <w:t>Mörk kolflarnlav (NT)</w:t>
-      </w:r>
-      <w:r>
-        <w:t xml:space="preserve"> är brandberoende och växer nästan uteslutande på kolad hård kärnved av tall. Arten förekommer främst i glesa, öppna tall- och blandbarrskogar av naturskogskaraktär och etableringen verkar ske sent efter brand, kanske först efter 100–300 år. Mörk kolflarnlav indikerar skog med höga naturvärden och vanligast är att den påträffas på rester av nedbrunna torrakor och högstubbar och lågstubbar som är så grova att hela innandömet är urbränt. Tall- och blandbarrskogar av naturskogskaraktär med spår av återkommande bränder hyser höga biologiska värden och bör skyddas (SLU Artdatabanken, 2024).</w:t>
-      </w:r>
-    </w:p>
-    <w:p>
-      <w:r>
-        <w:rPr>
-          <w:b/>
-        </w:rPr>
-        <w:t xml:space="preserve">Orange taggsvamp (NT) </w:t>
-      </w:r>
-      <w:r>
-        <w:t>bildar mykorrhiza med både gran och tall och den förekommer främst i äldre barrskogar med kontinuitetsskogskaraktär. Mest frekvent är den i äldre mossrik granskog, men då bara i skogar inom granens naturliga utbredningsområde och i bestånd med långvarig grankontinuitet. Den totala populationen i landet bedöms ha minskat kraftigt och fortsatt kommer att minska då arten är knuten till en produktiv skogsmiljö som successivt avverkas. Arten hotas främst av skogsavverkning och tycks försvinna efter slutavverkning, markberedning och plantering och det är inte känt att arten har återkommit i anlagd skog på tidigare kalmark (SLU Artdatabanken, 2024).</w:t>
-      </w:r>
-    </w:p>
-    <w:p>
-      <w:r>
-        <w:rPr>
-          <w:b/>
-        </w:rPr>
-        <w:t xml:space="preserve">Skrovlig taggsvamp (NT) </w:t>
-      </w:r>
-      <w:r>
-        <w:t>bildar mykorrhiza med tall i äldre tallskog, framför allt på tallhed. Den växer huvudsakligen i äldre barrskog som hotas av slutavverkning. Genom att äldre barrskogar och naturskogar blir allt sällsyntare, missgynnas arten av skogsbruk. Arten ingår i ett åtgärdsprogram för hotade arter (ÅGP) och en långsiktig tillgång till svampens värdträd behöver säkras genom att växtplatserna undantas från avverkning. Skrovlig taggsvamp är globalt rödlistad som nära hotad (NT) vilket innebär att Sverige har ett internationellt ansvar för arten (IUCN, 2025; SLU Artdatabanken, 2024; Nitare, 2006).</w:t>
-      </w:r>
-    </w:p>
-    <w:p>
-      <w:r>
-        <w:rPr>
-          <w:b/>
-        </w:rPr>
-        <w:t xml:space="preserve">Småflikig brosklav (NT) </w:t>
-      </w:r>
-      <w:r>
-        <w:t>signalerar i hela sitt utbredningsområde skogsbestånd med höga naturvärden. Den indikerar hög luftfuktighet och långvarig förekomst av asp (Nitare &amp; Skogsstyrelsen, 2019).</w:t>
-      </w:r>
-    </w:p>
-    <w:p>
-      <w:r>
-        <w:rPr>
-          <w:b/>
-        </w:rPr>
-        <w:t>Stuplav</w:t>
-      </w:r>
-      <w:r>
-        <w:t xml:space="preserve"> är en mycket bra signalart i hela sitt utbredningsområde och förekommer nästan enbart i skogsmiljöer med höga naturvärden. Den indikerar långvarig förekomst av gamla lövträd och miljöer med konstant hög luftfuktighet. I skogar med suboceaniskt klimat finns det en mycket sällsynt parasit, njurlavsknapp </w:t>
-      </w:r>
-      <w:r>
-        <w:rPr>
-          <w:i/>
-        </w:rPr>
-        <w:t>Pletocarpon nephromeum</w:t>
-      </w:r>
-      <w:r>
-        <w:t xml:space="preserve"> (EN), som växer på stuplav (SLU Artdatabanken, 2024; Nitare &amp; Skogsstyrelsen, 2019).</w:t>
-      </w:r>
-    </w:p>
-    <w:p>
-      <w:r>
-        <w:rPr>
-          <w:b/>
-        </w:rPr>
-        <w:t xml:space="preserve">Svart taggsvamp (NT) </w:t>
-      </w:r>
-      <w:r>
-        <w:t>bildar huvudsakligen mykorrhiza med gran och tall, men även med ek och bok. Slutavverkning utgör det största hotet mot arten och den överlever sannolikt inte en föryngringshuggning då barrträdens rötter dör efter avverkningen. Förekomsterna i barrskog är särskilt utsatta eftersom arten föredrar att växa i äldre, virkesrika skogar med högre bonitet, som avverkas i rask takt. Fler äldre, virkesrika barrskogar med högre bonitet måste formellt skyddas som biotopskyddsområden eller naturreservat. Även oskyddade växtplatser i lövskogsbiotoper bör få ett starkt skydd. Skogsområden med svart taggsvamp bör inte gallras eller plockhuggas om inte huggningen efterföljs av skogsbete (SLU Artdatabanken, 2024).</w:t>
-      </w:r>
-    </w:p>
-    <w:p>
-      <w:r>
-        <w:rPr>
-          <w:b/>
-        </w:rPr>
-        <w:t xml:space="preserve">Tallticka (NT) </w:t>
-      </w:r>
-      <w:r>
-        <w:t>uppträder först på tallar som är 100–150 år gamla men är vanligast på träd som är runt 150–200 år eller äldre. I skogslandskapet är den främst knuten till tallnaturskogar och restbiotoper med biologiskt gamla träd och signalerar vanligtvis skyddsvärda tallbestånd med höga naturvärden (SLU Artdatabanken, 2023; Nitare &amp; Skogsstyrelsen, 2019).</w:t>
-      </w:r>
-    </w:p>
-    <w:p>
-      <w:r>
-        <w:rPr>
-          <w:b/>
-        </w:rPr>
-        <w:t>Ullticka (NT)</w:t>
-      </w:r>
-      <w:r>
-        <w:t xml:space="preserve"> är knuten till restbestånd av barrnaturskog och förekommer med ett tydligt optimum i orörda eller måttligt påverkade gamla granskogar där det föreligger viss kontinuitet av grov död ved. Ullticka är en bra signalart inom hela sitt utbredningsområde och i södra Sverige är den sällsynt och en god signalart för skyddsvärda granskogsmiljöer. Den hotas av avverkning och fragmentering av naturskog och äldre granskog med lång trädkontinuitet. På ullticka kan ibland ulltickeporing (VU) påträffas - det är en sällsynt ticka som nyligen delats upp i tre olika arter: </w:t>
-      </w:r>
-      <w:r>
-        <w:rPr>
-          <w:i/>
-        </w:rPr>
-        <w:t xml:space="preserve">Skeletocutis brevispora </w:t>
-      </w:r>
-      <w:r>
-        <w:t>(ulltickeporing)</w:t>
-      </w:r>
-      <w:r>
-        <w:rPr>
-          <w:i/>
-        </w:rPr>
-        <w:t>, Skeletocutis delicata och Skeletocutis exilis</w:t>
-      </w:r>
-      <w:r>
-        <w:t>. De två sistnämnda arterna står för närvarande (2020) som ej bedömda i rödlistan (SLU Artdatabanken, 2024; Nitare &amp; Skogsstyrelsen, 2019; Miettinen &amp; Niemelä, 2018).</w:t>
-      </w:r>
-    </w:p>
-    <w:p>
-      <w:r>
-        <w:rPr>
-          <w:b/>
-        </w:rPr>
-        <w:t>Violettgrå tagellav (NT)</w:t>
-      </w:r>
-      <w:r>
-        <w:t xml:space="preserve"> växer nästan uteslutande i gamla olikåldriga barrnaturskogar med lång skoglig kontinuitet och är en utmärkt signal på skog med höga naturvärden. Slutavverkning av tidigare aldrig slutavverkad skog (kontinuitetsskog) är det största hotet. Biotopen nyskapas i begränsad omfattning och barrskog äldre än 160 år, där den violettgrå tagellaven huvudsakligen påträffas har minskat med 50% de senaste 50 åren. Lågproduktiv skogsmark där laven förekommer bör undantas från skogsbruk och rika förekomster i äldre granskog bör skyddas. Arten är känslig för uttorkning och det är väsentligt att tillräckligt stora bestånd avsätts (SLU Artdatabanken, 2024; Nitare &amp; Skogsstyrelsen, 2019).</w:t>
+        <w:t>Vi förväntar oss att ni återkommer med ett skriftligt svar på vårt klagomål och även beskriver vilka korrigerande åtgärder ni satt in för att rätta till identifierade brister i er efterlevnad av den svenska FSC standarden.</w:t>
       </w:r>
     </w:p>
     <w:p>
@@ -461,26 +239,41 @@
         <w:pStyle w:val="Heading1"/>
       </w:pPr>
       <w:r>
-        <w:t>Fridlysta arter</w:t>
+        <w:t>Naturvårdsarter och fridlysta arter</w:t>
       </w:r>
     </w:p>
     <w:p>
       <w:r>
-        <w:t>Följande fridlysta arter har sina livsmiljöer och växtplatser i den avverkningsanmälda skogen: lavskrika (§4).</w:t>
+        <w:t>Nedan följer beskrivningar av de naturvårdsarter och fridlysta arter som har sina livsmiljöer och växtplatser i den avverkningsanmälda skogen. Se även ytterligare artfakta i BILAGA 1. De påträffade naturvårdsarterna är ett tydligt kvitto på att det rör sig om en skog med höga naturvärden.</w:t>
       </w:r>
     </w:p>
     <w:p>
-      <w:r>
-        <w:t xml:space="preserve">Observera att medlemsländerna är skyldiga att agera i enlighet med EU:s fågeldirektiv där det uttryckligen står att direktivet gäller för fåglar samt för deras ägg, bon och </w:t>
-      </w:r>
       <w:r>
         <w:rPr>
           <w:b/>
         </w:rPr>
-        <w:t xml:space="preserve">livsmiljöer </w:t>
-      </w:r>
-      <w:r>
-        <w:t>(artikel 1). Vidare att de åtgärder som vidtas inte får leda till en försämring av den nuvarande situationen beträffande bevarandet av de fågelarter som avses i artikel 1 (artikel 13). Fågeldirektivet är styrande för tillsynsansvariga myndigheters ärendehantering, ställningstaganden och beslutsfattande.</w:t>
+        <w:t>Garnlav (VU)</w:t>
+      </w:r>
+      <w:r>
+        <w:t xml:space="preserve"> är en utpräglad barrskogsart som ibland kan drapera träden i norrländska grannaturskogar med hög luftfuktighet. Den förekommer även i talldominerade bestånd där den, förutom i trädens grenverk, påträffas hängande över ojämnheter i tallbarken. Arten har minskat starkt i södra och mellersta Sverige och den minskar även i sitt nordliga utbredningsområde. Minskningstakten uppgår till 30 (20–50) % inom 50 år och överstiger gränsvärdet för Sårbar (VU). Orsaken till tillbakagången beror främst på slutavverkningar av naturskogsartade skogar. Bestånd med riklig förekomst bör regelmässigt sparas, vilket även gynnar flera andra sällsynta och rödlistade arter. Garnlav är värdväxt för den mycket sällsynta och akut hotade fjärilen barrskogslavfly (CR) som hör hemma i boreala barrskogar med riklig förekomst av värdväxten. Tidigare kunde arten konstateras årligen på flera platser vid Dala-Floda i Dalarna innan lokalerna kalavverkades. Senaste fyndet i landet av barrskogslavfly är från år 2000 då den påträffades vid Högberget i Sollefteå kommun. Garnlav är typisk art för </w:t>
+      </w:r>
+      <w:r>
+        <w:rPr>
+          <w:i/>
+        </w:rPr>
+        <w:t xml:space="preserve">9010 Taiga </w:t>
+      </w:r>
+      <w:r>
+        <w:t>och</w:t>
+      </w:r>
+      <w:r>
+        <w:rPr>
+          <w:i/>
+        </w:rPr>
+        <w:t xml:space="preserve"> 9070 Trädklädd betesmark</w:t>
+      </w:r>
+      <w:r>
+        <w:t xml:space="preserve"> (SLU Artdatabanken, 2026).</w:t>
       </w:r>
     </w:p>
     <w:p>
@@ -488,15 +281,572 @@
         <w:rPr>
           <w:b/>
         </w:rPr>
-        <w:t>Lavskrika (§4)</w:t>
-      </w:r>
-      <w:r>
-        <w:t>, prioriterad art i Skogsvårdslagen, är en mycket stationär fågel, som häckar i äldre, slutna och hänglavsrika barrskogar. Reviren är livslånga med hemområden som varierar mellan 50 och 150 ha. Inom ett revir av hög kvalitet finns det som regel ett eller flera kärnområden (1–20 ha) med relativt tät flerskiktad granskog. Arten missgynnas när flerskiktad skog omförs till enskiktade bestånd och även röjning och hård gallring är starkt negativt. Lavskrikan har relativt stora hemområden och försvinner när den äldre skogen fragmenteras, särskilt allvarligt är när kärnområdena avverkas. (Skogsstyrelsen 2016). Populationen har minskat med 20–40 % de senaste 30 åren. Arten försvinner successivt framför allt vid dess utbredningsgränser (SLU Artdatabanken, 2021).</w:t>
+        <w:t xml:space="preserve">Skrovlig taggsvamp (VU) </w:t>
+      </w:r>
+      <w:r>
+        <w:t>bildar mykorrhiza med tall i äldre tallskog, framför allt på tallhed. Den växer huvudsakligen i äldre barrskog som hotas av slutavverkning. Genom att äldre barrskogar och naturskogar blir allt sällsyntare, missgynnas arten av skogsbruk. Arten ingår i ett åtgärdsprogram för hotade arter (ÅGP) och en långsiktig tillgång till svampens värdträd behöver säkras genom att växtplatserna undantas från avverkning. Skrovlig taggsvamp är globalt rödlistad som nära hotad (NT) vilket innebär att Sverige har ett internationellt ansvar för arten (IUCN, 2025; SLU Artdatabanken, 2026; Nitare, 2006).</w:t>
       </w:r>
     </w:p>
     <w:p>
       <w:r>
-        <w:t>I BILAGA 1 finns mer detaljerad information om ekologi samt krav på livsmiljö hos fridlysta arter.</w:t>
+        <w:rPr>
+          <w:b/>
+        </w:rPr>
+        <w:t xml:space="preserve">Blå taggsvamp (NT) </w:t>
+      </w:r>
+      <w:r>
+        <w:t xml:space="preserve">är en karaktärsart i såväl örtrika kalkbarrskogar som i torra sandtallskogar där det föreligger gammal skog med långvarig trädkontinuitet. Är sällsynt och mycket kravfull i södra och mellersta Sverige. Den hotas främst av skogsavverkning och tycks försvinna efter slutavverkning, markberedning och plantering. I kalkgranskogar verkar arten vara mycket känslig. Granskogar med arten bör formellt skydddas. Blå taggsvamp (NT) är typisk art för </w:t>
+      </w:r>
+      <w:r>
+        <w:rPr>
+          <w:i/>
+        </w:rPr>
+        <w:t>9010 Taiga</w:t>
+      </w:r>
+      <w:r>
+        <w:t xml:space="preserve"> (SLU Artdatabanken, 2024; Nitare &amp; Skogsstyrelsen, 2019).</w:t>
+      </w:r>
+    </w:p>
+    <w:p>
+      <w:r>
+        <w:rPr>
+          <w:b/>
+        </w:rPr>
+        <w:t>Doftskinn (NT)</w:t>
+      </w:r>
+      <w:r>
+        <w:t xml:space="preserve">, rödlistad som nära hotad, är en mycket bra signalart för boreal granskog och indikerar ett gran-skogsekosystem med lång kontinuitet av grova lågor. Arten är placerad i toppen av Skogsstyrelsens värdepyramid för bedömning av skog med höga naturvärden och har klassats som en “urskogsindikator”, då den förekommer med ett tydligt optimum i helt eller nästan helt orörda skogar. Doftskinn är typisk art för </w:t>
+      </w:r>
+      <w:r>
+        <w:rPr>
+          <w:i/>
+        </w:rPr>
+        <w:t xml:space="preserve">9010 Taiga </w:t>
+      </w:r>
+      <w:r>
+        <w:t>(SLU Artdatabanken, 2025; Nitare &amp; Skogsstyrelsen, 2019).</w:t>
+      </w:r>
+    </w:p>
+    <w:p>
+      <w:r>
+        <w:rPr>
+          <w:b/>
+        </w:rPr>
+        <w:t>Dropptaggsvamp (NT)</w:t>
+      </w:r>
+      <w:r>
+        <w:t xml:space="preserve"> bildar mykorrhiza med tall, främst i barrskog med trädkontinuitet, i magra, torra och ljusöppna lavtallskogar och i barrblandskogar med friskmossor och lingon i fältskiktet. Den totala populationen i landet har minskat och bedöms fortsätta minska till följd av slutavverkningar av tallskog. Det är högst oklart om arten långsiktigt kan etablera och reproducera sig i skogsbestånd som brukas med trakthyggesmetoder, markberedning, gödsling eller föryngring med förädlat plantmaterial. Uppfyller kriterierna för att bli rödlistad på grund av ny kunskap som visar att en större andel av populationen än tidigare bedömt är knuten till kontinuitetsbarrskog. Minskningstakten för den svenska populationen bedöms vara nära gränsvärdet för Sårbar (VU). Dropptaggsvamp är typisk art för </w:t>
+      </w:r>
+      <w:r>
+        <w:rPr>
+          <w:i/>
+        </w:rPr>
+        <w:t xml:space="preserve">9010 Taiga </w:t>
+      </w:r>
+      <w:r>
+        <w:t>(SLU Artdatabanken, 2026).</w:t>
+      </w:r>
+    </w:p>
+    <w:p>
+      <w:r>
+        <w:rPr>
+          <w:b/>
+        </w:rPr>
+        <w:t>Lavskrika (NT, §4)</w:t>
+      </w:r>
+      <w:r>
+        <w:t xml:space="preserve"> är rödlistad som nära hotad och fridlyst enligt 4§ artskyddsförordningen. Den har minskat med 20 (10–30) % under de senaste 15 åren och minskningstakten bedöms vara nära gränsvärdet för sårbar (VU). Lavskrikan är en mycket stationär fågel, som häckar i äldre, slutna och hänglavsrika barrskogar. Nyckelfaktorer är flerskiktad skog med rik undervegetation samt riklig förekomst av hänglavar. Reviren är livslånga med hemområden som varierar mellan 50 och 150 ha. Inom ett revir av hög kvalitet finns det som regel ett eller flera kärnområden (1–20 ha) med relativt tät flerskiktad granskog. Arten missgynnas när flerskiktad skog omförs till enskiktade bestånd och även röjning och hård gallring är starkt negativt. Lavskrikan har relativt stora hemområden och försvinner när den äldre skogen fragmenteras, särskilt allvarligt är när kärnområdena avverkas. Den försvinner successivt framför allt vid dess utbredningsgränser och populationen har minskat kontinuerligt under 2000-talet. Lavskrika är typisk art för </w:t>
+      </w:r>
+      <w:r>
+        <w:rPr>
+          <w:i/>
+        </w:rPr>
+        <w:t>9010 Taiga</w:t>
+      </w:r>
+      <w:r>
+        <w:t xml:space="preserve"> (SLU Artdatabanken, 2026; Skogsstyrelsen 2016).</w:t>
+      </w:r>
+    </w:p>
+    <w:p>
+      <w:r>
+        <w:rPr>
+          <w:b/>
+        </w:rPr>
+        <w:t>Lunglav (NT)</w:t>
+      </w:r>
+      <w:r>
+        <w:t xml:space="preserve"> är en av vårt lands främsta signalarter som överallt indikerar gamla lövträd, skogsbestånd med höga naturvärden och ekosystem med långskoglig kontinuitet. Lokalt kan förekomsten vara mycket riklig men den hittas nästan enbart i gamla och ej slutavverkade skogar. Artens samtliga förekomster bör uppmärksammas från naturvårdssynpunkt, då många lokaler även hyser andra ovanliga och rödlistade arter. Rikliga förekomster bör skyddas med biotopskydd, frivilliga avsättningar eller reservat. På lunglav kan de sällsynta lavparasiterna lunglavshårprick (CR), </w:t>
+      </w:r>
+      <w:r>
+        <w:rPr>
+          <w:i/>
+        </w:rPr>
+        <w:t>Abrothallus diederichii</w:t>
+      </w:r>
+      <w:r>
+        <w:t xml:space="preserve"> (VU), </w:t>
+      </w:r>
+      <w:r>
+        <w:rPr>
+          <w:i/>
+        </w:rPr>
+        <w:t>Abrothallus lobariae</w:t>
+      </w:r>
+      <w:r>
+        <w:t xml:space="preserve"> (VU), </w:t>
+      </w:r>
+      <w:r>
+        <w:rPr>
+          <w:i/>
+        </w:rPr>
+        <w:t>Calycina lobariae</w:t>
+      </w:r>
+      <w:r>
+        <w:t xml:space="preserve"> (VU), lunglavsknapp (VU) och skrovelmössing (VU) påträffas. Lunglav är typisk art för </w:t>
+      </w:r>
+      <w:r>
+        <w:rPr>
+          <w:i/>
+        </w:rPr>
+        <w:t>9010 Taiga, 9020 Nordlig ädellövskog, 9110 Näringsfattig bokskog, 9130 Näringsrik bokskog, 9160 Näringsrik ekskog, 9180 Ädellövskog i branter, 9190 Näringsfattig ekskog, 9070 Trädklädd betesmark, 9040 Fjällbjörkskog</w:t>
+      </w:r>
+      <w:r>
+        <w:t xml:space="preserve"> och</w:t>
+      </w:r>
+      <w:r>
+        <w:rPr>
+          <w:i/>
+        </w:rPr>
+        <w:t xml:space="preserve"> 6530 Lövängar</w:t>
+      </w:r>
+      <w:r>
+        <w:t xml:space="preserve"> (SLU Artdatabanken, 2026; Nitare &amp; Skogsstyrelsen, 2019).</w:t>
+      </w:r>
+    </w:p>
+    <w:p>
+      <w:r>
+        <w:rPr>
+          <w:b/>
+        </w:rPr>
+        <w:t>Mörk kolflarnlav (NT)</w:t>
+      </w:r>
+      <w:r>
+        <w:t xml:space="preserve"> är brandberoende och växer nästan uteslutande på kolad hård kärnved av tall. Arten förekommer främst i glesa, öppna tall- och blandbarrskogar av naturskogskaraktär och etableringen verkar ske sent efter brand, kanske först efter 100–300 år. Mörk kolflarnlav indikerar skog med höga naturvärden och vanligast är att den påträffas på rester av nedbrunna torrakor och högstubbar och lågstubbar som är så grova att hela innandömet är urbränt. Tall- och blandbarrskogar av naturskogskaraktär med spår av återkommande bränder hyser höga biologiska värden och bör skyddas (SLU Artdatabanken, 2024).</w:t>
+      </w:r>
+    </w:p>
+    <w:p>
+      <w:r>
+        <w:rPr>
+          <w:b/>
+        </w:rPr>
+        <w:t xml:space="preserve">Orange taggsvamp (NT) </w:t>
+      </w:r>
+      <w:r>
+        <w:t xml:space="preserve">bildar mykorrhiza med både gran och tall och den förekommer främst i äldre barrskogar med kontinuitetsskogskaraktär. Mest frekvent är den i äldre mossrik granskog, men då bara i skogar inom granens naturliga utbredningsområde och i bestånd med långvarig grankontinuitet. Den totala populationen i landet bedöms ha minskat kraftigt och fortsatt kommer att minska då arten är knuten till en produktiv skogsmiljö som successivt avverkas. Arten hotas främst av skogsavverkning och tycks försvinna efter slutavverkning, markberedning och plantering och det är inte känt att arten har återkommit i anlagd skog på tidigare kalmark. Orange taggsvamp är typisk art för </w:t>
+      </w:r>
+      <w:r>
+        <w:rPr>
+          <w:i/>
+        </w:rPr>
+        <w:t>9010 Taiga</w:t>
+      </w:r>
+      <w:r>
+        <w:t xml:space="preserve"> (SLU Artdatabanken, 2024).</w:t>
+      </w:r>
+    </w:p>
+    <w:p>
+      <w:r>
+        <w:rPr>
+          <w:b/>
+        </w:rPr>
+        <w:t xml:space="preserve">Skarp dropptaggsvamp (NT) </w:t>
+      </w:r>
+      <w:r>
+        <w:t>bildar mykorrhiza med både gran och tall, främst i barrskogar med trädkontinuitet. Arten uppträder dels i näringsrik kalkbarrskog och dels i sur lavtallskog. Kalkbarrskogarna är ofta grandominerade, olikåldriga och skiktade på frisk mark med ett örtrikt vegetationsskikt. Lavtallskogarna är i regel magra, torra, ljusöppna och ofta brandpräglade. Den totala populationen i landet har minskat och bedöms fortsätta minska till följd av avverkning av äldre barrskogar. Arten har begränsad förmåga att återetablera sig efter slutavverkning eller andra storskaliga skogsbruksåtgärder. Det saknas indikationer på att arten långsiktigt kan etablera eller reproducera sig i skogsbestånd som brukas med metoder som trakthyggesbruk, markberedning, gödsling eller föryngring med förädlat plantmaterial. Minskningstakten för den svenska populationen bedöms vara nära gränsvärdet för Sårbar (VU) (SLU Artdatabanken, 2026).</w:t>
+      </w:r>
+    </w:p>
+    <w:p>
+      <w:r>
+        <w:rPr>
+          <w:b/>
+        </w:rPr>
+        <w:t>Skuggblåslav (NT)</w:t>
+      </w:r>
+      <w:r>
+        <w:t xml:space="preserve"> växer på silikatsten eller gamla träd i äldre naturskogar med hög luftfuktighet. Den påverkas negativt av brist på kontinuitetsskog och minskningstakten för arten bedöms vara nära gränsvärdet för sårbar (VU). Skuggblåslav är typisk art för </w:t>
+      </w:r>
+      <w:r>
+        <w:rPr>
+          <w:i/>
+        </w:rPr>
+        <w:t xml:space="preserve">9010 Taiga </w:t>
+      </w:r>
+      <w:r>
+        <w:t>(Nitare &amp; Skogsstyrelsen, 2019; SLU Artdatabanken, 2026).</w:t>
+      </w:r>
+    </w:p>
+    <w:p>
+      <w:r>
+        <w:rPr>
+          <w:b/>
+        </w:rPr>
+        <w:t xml:space="preserve">Småflikig brosklav (NT) </w:t>
+      </w:r>
+      <w:r>
+        <w:t xml:space="preserve">signalerar i hela sitt utbredningsområde skogsbestånd med höga naturvärden. Den indikerar hög luftfuktighet och långvarig förekomst av asp. Småflikig brosklav är typisk art för </w:t>
+      </w:r>
+      <w:r>
+        <w:rPr>
+          <w:i/>
+        </w:rPr>
+        <w:t>9010 Taiga</w:t>
+      </w:r>
+      <w:r>
+        <w:t xml:space="preserve"> (Nitare &amp; Skogsstyrelsen, 2019; SLU Artdatabanken, 2025).</w:t>
+      </w:r>
+    </w:p>
+    <w:p>
+      <w:r>
+        <w:rPr>
+          <w:b/>
+        </w:rPr>
+        <w:t xml:space="preserve">Tallticka (NT) </w:t>
+      </w:r>
+      <w:r>
+        <w:t xml:space="preserve">uppträder först på tallar som är 100–150 år gamla men är vanligast på träd som är runt 150–200 år eller äldre. I skogslandskapet är den främst knuten till tallnaturskogar och restbiotoper med biologiskt gamla träd och signalerar vanligtvis skyddsvärda tallbestånd med höga naturvärden. Tallticka är typisk art för </w:t>
+      </w:r>
+      <w:r>
+        <w:rPr>
+          <w:i/>
+        </w:rPr>
+        <w:t xml:space="preserve">9010 Taiga </w:t>
+      </w:r>
+      <w:r>
+        <w:t xml:space="preserve">och </w:t>
+      </w:r>
+      <w:r>
+        <w:rPr>
+          <w:i/>
+        </w:rPr>
+        <w:t>9060 Åsbarrskog</w:t>
+      </w:r>
+      <w:r>
+        <w:t xml:space="preserve"> (SLU Artdatabanken, 2023; Nitare &amp; Skogsstyrelsen, 2019).</w:t>
+      </w:r>
+    </w:p>
+    <w:p>
+      <w:r>
+        <w:rPr>
+          <w:b/>
+        </w:rPr>
+        <w:t>Ullticka (NT)</w:t>
+      </w:r>
+      <w:r>
+        <w:t xml:space="preserve"> är knuten till restbestånd av barrnaturskog och förekommer med ett tydligt optimum i orörda eller måttligt påverkade gamla granskogar där det föreligger viss kontinuitet av grov död ved. Ullticka är en bra signalart inom hela sitt utbredningsområde och i södra Sverige är den sällsynt och en god signalart för skyddsvärda granskogsmiljöer. Den hotas av avverkning och fragmentering av naturskog och äldre granskog med lång trädkontinuitet. På ullticka kan ibland ulltickeporing (VU) påträffas - det är en sällsynt ticka som nyligen delats upp i de tre olika arterna ulltickeporing </w:t>
+      </w:r>
+      <w:r>
+        <w:rPr>
+          <w:i/>
+        </w:rPr>
+        <w:t xml:space="preserve">Skeletocutis brevispora </w:t>
+      </w:r>
+      <w:r>
+        <w:t>(VU)</w:t>
+      </w:r>
+      <w:r>
+        <w:rPr>
+          <w:i/>
+        </w:rPr>
+        <w:t>, Skeletocutis delicata</w:t>
+      </w:r>
+      <w:r>
+        <w:t xml:space="preserve"> (VU)</w:t>
+      </w:r>
+      <w:r>
+        <w:rPr>
+          <w:i/>
+        </w:rPr>
+        <w:t xml:space="preserve"> och Skeletocutis exilis</w:t>
+      </w:r>
+      <w:r>
+        <w:t xml:space="preserve"> (NT). Ullticka är typisk art för </w:t>
+      </w:r>
+      <w:r>
+        <w:rPr>
+          <w:i/>
+        </w:rPr>
+        <w:t xml:space="preserve">9010 Taiga, 9050 Näringsrik granskog </w:t>
+      </w:r>
+      <w:r>
+        <w:t xml:space="preserve">och </w:t>
+      </w:r>
+      <w:r>
+        <w:rPr>
+          <w:i/>
+        </w:rPr>
+        <w:t>9030 Landhöjningsskog</w:t>
+      </w:r>
+      <w:r>
+        <w:t xml:space="preserve"> (SLU Artdatabanken, 2026; Nitare &amp; Skogsstyrelsen, 2019; Miettinen &amp; Niemelä, 2018).</w:t>
+      </w:r>
+    </w:p>
+    <w:p>
+      <w:r>
+        <w:rPr>
+          <w:b/>
+        </w:rPr>
+        <w:t>Violettgrå tagellav (NT)</w:t>
+      </w:r>
+      <w:r>
+        <w:t xml:space="preserve"> växer nästan uteslutande i gamla olikåldriga barrnaturskogar med lång skoglig kontinuitet och är en utmärkt signal på skog med höga naturvärden. Slutavverkning av tidigare aldrig slutavverkad skog (kontinuitetsskog) är det största hotet. Biotopen nyskapas i begränsad omfattning och barrskog äldre än 160 år, där den violettgrå tagellaven huvudsakligen påträffas har minskat med 50% de senaste 50 åren. Lågproduktiv skogsmark där laven förekommer bör undantas från skogsbruk och rika förekomster i äldre granskog bör skyddas. Arten är känslig för uttorkning och det är väsentligt att tillräckligt stora bestånd avsätts. Violettgrå tagellav är typisk art för </w:t>
+      </w:r>
+      <w:r>
+        <w:rPr>
+          <w:i/>
+        </w:rPr>
+        <w:t>9010 Taiga</w:t>
+      </w:r>
+      <w:r>
+        <w:t xml:space="preserve"> (SLU Artdatabanken, 2024; Nitare &amp; Skogsstyrelsen, 2019).</w:t>
+      </w:r>
+    </w:p>
+    <w:p>
+      <w:r>
+        <w:rPr>
+          <w:b/>
+        </w:rPr>
+        <w:t>Bronshjon</w:t>
+      </w:r>
+      <w:r>
+        <w:t xml:space="preserve"> är en skalbagge vars larvutveckling sker under grov bark på stammar av döda eller döende barrträd, främst gran, i mindre omfattning tall. Arten är knuten till äldre, naturskogslik granskog med inslag av torkande träd. Bronshjon är typisk art för </w:t>
+      </w:r>
+      <w:r>
+        <w:rPr>
+          <w:i/>
+        </w:rPr>
+        <w:t>9010 Taiga</w:t>
+      </w:r>
+      <w:r>
+        <w:t xml:space="preserve"> (SLU Artdatabanken, 2025).</w:t>
+      </w:r>
+    </w:p>
+    <w:p>
+      <w:r>
+        <w:rPr>
+          <w:b/>
+        </w:rPr>
+        <w:t>Bårdlav</w:t>
+      </w:r>
+      <w:r>
+        <w:t xml:space="preserve"> signalerar miljöer med höga naturvärden och på lokalerna finns vanligtvis många andra ovanliga och rödlistade arter. Den visar även på platser med hög och jämn luftfuktighet. På bårdlav och andra njurlavar (Nephroma) kan de sällsynta parasiterna </w:t>
+      </w:r>
+      <w:r>
+        <w:rPr>
+          <w:i/>
+        </w:rPr>
+        <w:t xml:space="preserve">Protounguicularia nephromatis </w:t>
+      </w:r>
+      <w:r>
+        <w:t xml:space="preserve">(VU) och </w:t>
+      </w:r>
+      <w:r>
+        <w:rPr>
+          <w:i/>
+        </w:rPr>
+        <w:t xml:space="preserve">Tremella nephromatis </w:t>
+      </w:r>
+      <w:r>
+        <w:t xml:space="preserve">(DD) påträffas. Bårdlav är typisk art för </w:t>
+      </w:r>
+      <w:r>
+        <w:rPr>
+          <w:i/>
+        </w:rPr>
+        <w:t xml:space="preserve">9010 Taiga, 9020 Nordlig ädellövskog, 9070 Trädklädd betesmark, 9110 Näringsfattig bokskog, 9160 Näringsrik ekskog, 9180 Ädellövskog i branter </w:t>
+      </w:r>
+      <w:r>
+        <w:t>och</w:t>
+      </w:r>
+      <w:r>
+        <w:rPr>
+          <w:i/>
+        </w:rPr>
+        <w:t xml:space="preserve"> 9190 Näringsfattig ekskog</w:t>
+      </w:r>
+      <w:r>
+        <w:t xml:space="preserve"> (SLU Artdatabanken, 2026; Nitare &amp; Skogsstyrelsen, 2019).</w:t>
+      </w:r>
+    </w:p>
+    <w:p>
+      <w:r>
+        <w:rPr>
+          <w:b/>
+        </w:rPr>
+        <w:t>Korallblylav</w:t>
+      </w:r>
+      <w:r>
+        <w:t xml:space="preserve"> växer på bark av asp, ask, rönn, sälg, bok och lönn och signalerar överallt skogsbestånd med höga naturvärden och den följs nästan alltid av andra ovanliga och rödlistade arter. Den indikerar hög och jämn luftfuktighet och växer främst i områden med lång skoglig kontinuitet där det funnits ett ständigt inslag av gamla lövträd. Korallblylav är typisk art för </w:t>
+      </w:r>
+      <w:r>
+        <w:rPr>
+          <w:i/>
+        </w:rPr>
+        <w:t xml:space="preserve">9020 Nordlig ädellövskog, 9070 Trädklädd betesmark, 9160 Näringsrik ekskog, 9180 Ädellövskog i branter </w:t>
+      </w:r>
+      <w:r>
+        <w:t>och</w:t>
+      </w:r>
+      <w:r>
+        <w:rPr>
+          <w:i/>
+        </w:rPr>
+        <w:t xml:space="preserve"> 9190 Näringsfattig ekskog</w:t>
+      </w:r>
+      <w:r>
+        <w:t xml:space="preserve"> (SLU Artdatabanken, 2024; Nitare &amp; Skogsstyrelsen, 2019).</w:t>
+      </w:r>
+    </w:p>
+    <w:p>
+      <w:r>
+        <w:rPr>
+          <w:b/>
+        </w:rPr>
+        <w:t>Luddlav</w:t>
+      </w:r>
+      <w:r>
+        <w:t xml:space="preserve"> signalerar lång skoglig kontinuitet med ett stabilt lokal- och mikroklimat med hög och jämn fuktighet. Luddlav är typisk art för </w:t>
+      </w:r>
+      <w:r>
+        <w:rPr>
+          <w:i/>
+        </w:rPr>
+        <w:t>9010 Taiga,</w:t>
+      </w:r>
+      <w:r>
+        <w:t xml:space="preserve"> </w:t>
+      </w:r>
+      <w:r>
+        <w:rPr>
+          <w:i/>
+        </w:rPr>
+        <w:t xml:space="preserve">9020 Nordlig ädellövskog, 9070 Trädklädd betesmark, 9110 Näringsfattig bokskog, 9180 Ädellövskog i branter </w:t>
+      </w:r>
+      <w:r>
+        <w:t>och</w:t>
+      </w:r>
+      <w:r>
+        <w:rPr>
+          <w:i/>
+        </w:rPr>
+        <w:t xml:space="preserve"> 9190 Näringsfattig ekskog </w:t>
+      </w:r>
+      <w:r>
+        <w:t>(Nitare &amp; Skogsstyrelsen, 2019; SLU Artdatabanken, 2025).</w:t>
+      </w:r>
+    </w:p>
+    <w:p>
+      <w:r>
+        <w:rPr>
+          <w:b/>
+        </w:rPr>
+        <w:t xml:space="preserve">Norrlandslav </w:t>
+      </w:r>
+      <w:r>
+        <w:t xml:space="preserve">indikerar söder om den naturliga norrlandsgränsen barrskogsbeklädda bergbranter eller andra ostörda skogsmiljöer med höga naturvärden. Norrlandslav är typisk art för </w:t>
+      </w:r>
+      <w:r>
+        <w:rPr>
+          <w:i/>
+        </w:rPr>
+        <w:t xml:space="preserve">9010 Taiga, 8110 Silikatrasmarker </w:t>
+      </w:r>
+      <w:r>
+        <w:t>och</w:t>
+      </w:r>
+      <w:r>
+        <w:rPr>
+          <w:i/>
+        </w:rPr>
+        <w:t xml:space="preserve"> 8120 Kalkrasmarker </w:t>
+      </w:r>
+      <w:r>
+        <w:t>(Nitare &amp; Skogsstyrelsen, 2000; SLU Artdatabanken, 2025).</w:t>
+      </w:r>
+    </w:p>
+    <w:p>
+      <w:r>
+        <w:rPr>
+          <w:b/>
+        </w:rPr>
+        <w:t>Stuplav</w:t>
+      </w:r>
+      <w:r>
+        <w:t xml:space="preserve"> är en mycket bra signalart i hela sitt utbredningsområde och förekommer nästan enbart i skogsmiljöer med höga naturvärden. Den indikerar långvarig förekomst av gamla lövträd och miljöer med konstant hög luftfuktighet. I skogar med suboceaniskt klimat finns det en mycket sällsynt parasit, njurlavsknapp </w:t>
+      </w:r>
+      <w:r>
+        <w:rPr>
+          <w:i/>
+        </w:rPr>
+        <w:t>Pletocarpon nephromeum</w:t>
+      </w:r>
+      <w:r>
+        <w:t xml:space="preserve"> (EN), som växer på stuplav. Ytterligare tre sällsynta lavparasiter, </w:t>
+      </w:r>
+      <w:r>
+        <w:rPr>
+          <w:i/>
+        </w:rPr>
+        <w:t>Protounguicularia nephromatis</w:t>
+      </w:r>
+      <w:r>
+        <w:t xml:space="preserve"> (VU), </w:t>
+      </w:r>
+      <w:r>
+        <w:rPr>
+          <w:i/>
+        </w:rPr>
+        <w:t>Refractohilum galligenum</w:t>
+      </w:r>
+      <w:r>
+        <w:t xml:space="preserve"> (NT) och </w:t>
+      </w:r>
+      <w:r>
+        <w:rPr>
+          <w:i/>
+        </w:rPr>
+        <w:t>Roselliniella nephromatis</w:t>
+      </w:r>
+      <w:r>
+        <w:t xml:space="preserve"> (DD), kan också påträffas på stuplav. Stuplav är typisk art för </w:t>
+      </w:r>
+      <w:r>
+        <w:rPr>
+          <w:i/>
+        </w:rPr>
+        <w:t>9010 Taiga</w:t>
+      </w:r>
+      <w:r>
+        <w:t xml:space="preserve"> (SLU Artdatabanken, 2026; Nitare &amp; Skogsstyrelsen, 2019).</w:t>
+      </w:r>
+    </w:p>
+    <w:p>
+      <w:r>
+        <w:rPr>
+          <w:b/>
+        </w:rPr>
+        <w:t xml:space="preserve">Vedticka </w:t>
+      </w:r>
+      <w:r>
+        <w:t xml:space="preserve">är en bra signalart söder om den naturliga norrlandsgränsen. Den är huvudsakligen knuten till äldre barrskogar där det föreligger långvarig kontinuitet av död barrved. Vedticka är typisk art för </w:t>
+      </w:r>
+      <w:r>
+        <w:rPr>
+          <w:i/>
+        </w:rPr>
+        <w:t xml:space="preserve">9010 Taiga </w:t>
+      </w:r>
+      <w:r>
+        <w:t>(Nitare &amp; Skogsstyrelsen, 2019; SLU Artdatabanken, 2025).</w:t>
       </w:r>
     </w:p>
     <w:p>
@@ -613,7 +963,7 @@
         <w:rPr>
           <w:i/>
         </w:rPr>
-        <w:t>I det avverkningsanmälda skogsområdet har 23 rödlistade arter och signalarter påträffats. Detta ska jämföras med Skogsstyrelsens uppföljning 2017 av nyckelbiotoper som visade att man i genomsnitt hittar 20,6 olika rödlistade arter och signalarter i en nyckelbiotop (Wijk, S. 2017. Biologisk mångfald i nyckelbiotoper – Resultat från inventeringen “Uppföljning biologisk mångfald” 2009–2015. Rapport 4/2017 Skogsstyrelsen, Jönköping).</w:t>
+        <w:t>I det avverkningsanmälda skogsområdet har 22 rödlistade arter och signalarter påträffats. Detta ska jämföras med Skogsstyrelsens uppföljning 2017 av nyckelbiotoper som visade att man i genomsnitt hittar 20,6 olika rödlistade arter och signalarter i en nyckelbiotop (Wijk, S. 2017. Biologisk mångfald i nyckelbiotoper – Resultat från inventeringen “Uppföljning biologisk mångfald” 2009–2015. Rapport 4/2017 Skogsstyrelsen, Jönköping).</w:t>
       </w:r>
     </w:p>
     <w:p>
@@ -642,7 +992,7 @@
         <w:rPr>
           <w:i/>
         </w:rPr>
-        <w:t>I det avverkningsanmälda skogsområdet har 24 naturvårdsarter varav 13 rödlistade arter sina livsmiljöer och växtplatser.</w:t>
+        <w:t>I det avverkningsanmälda skogsområdet har 22 naturvårdsarter varav 15 rödlistade arter sina livsmiljöer och växtplatser.</w:t>
       </w:r>
     </w:p>
     <w:p>
@@ -854,7 +1204,7 @@
     </w:p>
     <w:p>
       <w:r>
-        <w:t>Lavskrikan är fridlyst enligt 4 § artskyddsförordningen (2007:845) och ingår i förteckningen över prioriterade arter i Skogsstyrelsens föreskrifter och allmänna råd (SKSFS 2011:7) bilaga 4.</w:t>
+        <w:t>Lavskrika är rödlistad som nära hotad (NT), fridlyst enligt 4 § artskyddsförordningen (2007:845) och ingår i förteckningen över prioriterade arter i Skogsstyrelsens föreskrifter och allmänna råd (SKSFS 2011:7) bilaga 4. Lavskrikan är en mycket stationär fågel, som häckar i äldre, slutna och hänglavsrika barrskogar. Nyckelfaktorer är flerskiktad skog med rik undervegetation samt riklig förekomst av hänglavar (SLU Artdatabanken, 2026).</w:t>
       </w:r>
     </w:p>
     <w:p>
@@ -882,7 +1232,16 @@
     </w:p>
     <w:p>
       <w:r>
-        <w:t>Populationen har minskat med 20–40 % de senaste 30 åren, men i Svensk Fågeltaxerings standardrutter varierar antalet kraftigt och ingen minskning kan skönjas de senaste 18 åren. Arten försvinner successivt framför allt vid dess utbredningsgränser (SLU Artdatabanken, 2022).</w:t>
+        <w:t xml:space="preserve">Populationen har minskat med 20 (10–30) % under de senaste 15 åren och minskningstakten bedöms vara nära gränsvärdet för sårbar (VU). Arten försvinner successivt framför allt vid dess utbredningsgränser och populationen har minskat kontinuerligt under 2000-talet. Lavskrika är typisk art för </w:t>
+      </w:r>
+      <w:r>
+        <w:rPr>
+          <w:i/>
+        </w:rPr>
+        <w:t>9010 Taiga</w:t>
+      </w:r>
+      <w:r>
+        <w:t xml:space="preserve"> (SLU Artdatabanken, 2026).</w:t>
       </w:r>
     </w:p>
     <w:p>
@@ -909,7 +1268,7 @@
     </w:p>
     <w:p>
       <w:r>
-        <w:t xml:space="preserve">SLU Artdatabanken, 2021. </w:t>
+        <w:t xml:space="preserve">SLU Artdatabanken, 2026. </w:t>
       </w:r>
       <w:r>
         <w:rPr>
@@ -931,57 +1290,57 @@
     </w:p>
     <w:p>
       <w:r>
-        <w:t>Lunglav (NT) är en av vårt lands främsta signalarter som överallt indikerar gamla lövträd, skogsbestånd med höga naturvärden och ekosystem med lång skoglig kontinuitet. Lokalt kan förekomsten vara mycket riklig men den hittas nästan enbart i gamla och ej slutavverkade skogar. Artens samtliga förekomster bör uppmärksammas från naturvårdssynpunkt, då många lokaler även hyser andra ovanliga och rödlistade arter. Rikliga förekomster bör skyddas med biotopskydd, frivilliga avsättningar eller reservat (SLU Artdatabanken, 2024; Nitare &amp; Skogsstyrelsen, 2019).</w:t>
-      </w:r>
-    </w:p>
-    <w:p>
-      <w:r>
-        <w:t xml:space="preserve">På lunglav kan man sällsynt finna små svarta skivlika bildningar som liknar apothecier men som är en parasitisk svamp, Lunglavsknapp </w:t>
+        <w:t xml:space="preserve">Lunglav (NT) är en av vårt lands främsta signalarter som överallt indikerar gamla lövträd, skogsbestånd med höga naturvärden och ekosystem med lång skoglig kontinuitet. Lokalt kan förekomsten vara mycket riklig men den hittas nästan enbart i gamla och ej slutavverkade skogar. Artens samtliga förekomster bör uppmärksammas från naturvårdssynpunkt, då många lokaler även hyser andra ovanliga och rödlistade arter, däribland de sällsynta lavparasiterna lunglavshårprick (CR), </w:t>
       </w:r>
       <w:r>
         <w:rPr>
           <w:i/>
         </w:rPr>
-        <w:t>Plectocarpon lichenum</w:t>
-      </w:r>
-      <w:r>
-        <w:t xml:space="preserve"> (VU). Det finns ytterligare ett antal parasiter vilka bara förekommer på lunglav: Skrovelmössing </w:t>
+        <w:t>Abrothallus diederichii</w:t>
+      </w:r>
+      <w:r>
+        <w:t xml:space="preserve"> (VU), </w:t>
       </w:r>
       <w:r>
         <w:rPr>
           <w:i/>
         </w:rPr>
-        <w:t>Dactylospora lobariella</w:t>
-      </w:r>
-      <w:r>
-        <w:t xml:space="preserve"> (rödlistad som Kunskapsbrist DD) och Lunglavshårprick </w:t>
+        <w:t>Abrothallus lobariae</w:t>
+      </w:r>
+      <w:r>
+        <w:t xml:space="preserve"> (VU), </w:t>
       </w:r>
       <w:r>
         <w:rPr>
           <w:i/>
         </w:rPr>
-        <w:t>Niesslia lobariae</w:t>
-      </w:r>
-      <w:r>
-        <w:t xml:space="preserve"> (rödlistad som Kunskapsbrist DD). Skrovelmössing (DD) har små svarta apothecier och bruna, 1-septerade sporer och Lunglavshårprick (DD) har brunhåriga perithecier och färglösa, 1-septerade sporer. Nyligen har ytterligare två lavparasiter påträffats i Sverige som växer på lunglav: </w:t>
+        <w:t>Calycina lobariae</w:t>
+      </w:r>
+      <w:r>
+        <w:t xml:space="preserve"> (VU), lunglavsknapp (VU) och skrovelmössing (VU), som växer på lunglav. Rikliga förekomster med lunglav bör skyddas med biotopskydd, frivilliga avsättningar eller reservat (SLU Artdatabanken, 2026; Nitare &amp; Skogsstyrelsen, 2019).</w:t>
+      </w:r>
+    </w:p>
+    <w:p>
+      <w:r>
+        <w:t xml:space="preserve">Lunglav är typisk art för </w:t>
       </w:r>
       <w:r>
         <w:rPr>
           <w:i/>
         </w:rPr>
-        <w:t>Calycina alstrupii</w:t>
-      </w:r>
-      <w:r>
-        <w:t xml:space="preserve"> (NA) och </w:t>
+        <w:t>9010 Taiga, 9020 Nordlig ädellövskog, 9110 Näringsfattig bokskog, 9130 Näringsrik bokskog, 9160 Näringsrik ekskog, 9180 Ädellövskog i branter, 9190 Näringsfattig ekskog, 9070 Trädklädd betesmark, 9040 Fjällbjörkskog</w:t>
+      </w:r>
+      <w:r>
+        <w:t xml:space="preserve"> och</w:t>
       </w:r>
       <w:r>
         <w:rPr>
           <w:i/>
         </w:rPr>
-        <w:t>Chalara lobariae</w:t>
-      </w:r>
-      <w:r>
-        <w:t xml:space="preserve"> (NA) (SLU Artdatabanken, 2025; SLU Artdatabanken, 2024; Nitare &amp; Skogsstyrelsen, 2019).</w:t>
+        <w:t xml:space="preserve"> 6530 Lövängar</w:t>
+      </w:r>
+      <w:r>
+        <w:t xml:space="preserve"> (SLU Artdatabanken, 2026).</w:t>
       </w:r>
     </w:p>
     <w:p>
@@ -1008,7 +1367,7 @@
     </w:p>
     <w:p>
       <w:r>
-        <w:t xml:space="preserve">SLU Artdatabanken, 2024. </w:t>
+        <w:t xml:space="preserve">SLU Artdatabanken, 2026. </w:t>
       </w:r>
       <w:r>
         <w:rPr>
@@ -1018,20 +1377,6 @@
       </w:r>
       <w:r>
         <w:t>SLU Artdatabanken, Uppsala.</w:t>
-      </w:r>
-    </w:p>
-    <w:p>
-      <w:r>
-        <w:t xml:space="preserve">SLU Artdatabanken, 2025. </w:t>
-      </w:r>
-      <w:r>
-        <w:rPr>
-          <w:i/>
-        </w:rPr>
-        <w:t xml:space="preserve">Över 20 nya lavparasiter för Sverige. </w:t>
-      </w:r>
-      <w:r>
-        <w:t>https://www.slu.se/artdatabanken/arter-och-natur/artiklar/over-20-nya-lavparasiter-for-sverige/</w:t>
       </w:r>
     </w:p>
     <w:sectPr>
@@ -1052,7 +1397,7 @@
 </file>
 
 <file path=word/endnotes.xml><?xml version="1.0" encoding="utf-8"?>
-<w:endnotes xmlns:wpc="http://schemas.microsoft.com/office/word/2010/wordprocessingCanvas" xmlns:cx="http://schemas.microsoft.com/office/drawing/2014/chartex" xmlns:cx1="http://schemas.microsoft.com/office/drawing/2015/9/8/chartex" xmlns:cx2="http://schemas.microsoft.com/office/drawing/2015/10/21/chartex" xmlns:cx3="http://schemas.microsoft.com/office/drawing/2016/5/9/chartex" xmlns:cx4="http://schemas.microsoft.com/office/drawing/2016/5/10/chartex" xmlns:cx5="http://schemas.microsoft.com/office/drawing/2016/5/11/chartex" xmlns:cx6="http://schemas.microsoft.com/office/drawing/2016/5/12/chartex" xmlns:cx7="http://schemas.microsoft.com/office/drawing/2016/5/13/chartex" xmlns:cx8="http://schemas.microsoft.com/office/drawing/2016/5/14/chartex" xmlns:mc="http://schemas.openxmlformats.org/markup-compatibility/2006" xmlns:aink="http://schemas.microsoft.com/office/drawing/2016/ink" xmlns:am3d="http://schemas.microsoft.com/office/drawing/2017/model3d" xmlns:o="urn:schemas-microsoft-com:office:office" xmlns:oel="http://schemas.microsoft.com/office/2019/extlst" xmlns:r="http://schemas.openxmlformats.org/officeDocument/2006/relationships" xmlns:m="http://schemas.openxmlformats.org/officeDocument/2006/math" xmlns:v="urn:schemas-microsoft-com:vml" xmlns:wp14="http://schemas.microsoft.com/office/word/2010/wordprocessingDrawing" xmlns:wp="http://schemas.openxmlformats.org/drawingml/2006/wordprocessingDrawing" xmlns:w10="urn:schemas-microsoft-com:office:word" xmlns:w="http://schemas.openxmlformats.org/wordprocessingml/2006/main" xmlns:w14="http://schemas.microsoft.com/office/word/2010/wordml" xmlns:w15="http://schemas.microsoft.com/office/word/2012/wordml" xmlns:w16cex="http://schemas.microsoft.com/office/word/2018/wordml/cex" xmlns:w16cid="http://schemas.microsoft.com/office/word/2016/wordml/cid" xmlns:w16="http://schemas.microsoft.com/office/word/2018/wordml" xmlns:w16sdtdh="http://schemas.microsoft.com/office/word/2020/wordml/sdtdatahash" xmlns:w16se="http://schemas.microsoft.com/office/word/2015/wordml/symex" xmlns:wpg="http://schemas.microsoft.com/office/word/2010/wordprocessingGroup" xmlns:wpi="http://schemas.microsoft.com/office/word/2010/wordprocessingInk" xmlns:wne="http://schemas.microsoft.com/office/word/2006/wordml" xmlns:wps="http://schemas.microsoft.com/office/word/2010/wordprocessingShape" mc:Ignorable="w14 w15 w16se w16cid w16 w16cex w16sdtdh wp14">
+<w:endnotes xmlns:wpc="http://schemas.microsoft.com/office/word/2010/wordprocessingCanvas" xmlns:cx="http://schemas.microsoft.com/office/drawing/2014/chartex" xmlns:cx1="http://schemas.microsoft.com/office/drawing/2015/9/8/chartex" xmlns:cx2="http://schemas.microsoft.com/office/drawing/2015/10/21/chartex" xmlns:cx3="http://schemas.microsoft.com/office/drawing/2016/5/9/chartex" xmlns:cx4="http://schemas.microsoft.com/office/drawing/2016/5/10/chartex" xmlns:cx5="http://schemas.microsoft.com/office/drawing/2016/5/11/chartex" xmlns:cx6="http://schemas.microsoft.com/office/drawing/2016/5/12/chartex" xmlns:cx7="http://schemas.microsoft.com/office/drawing/2016/5/13/chartex" xmlns:cx8="http://schemas.microsoft.com/office/drawing/2016/5/14/chartex" xmlns:mc="http://schemas.openxmlformats.org/markup-compatibility/2006" xmlns:aink="http://schemas.microsoft.com/office/drawing/2016/ink" xmlns:am3d="http://schemas.microsoft.com/office/drawing/2017/model3d" xmlns:o="urn:schemas-microsoft-com:office:office" xmlns:oel="http://schemas.microsoft.com/office/2019/extlst" xmlns:r="http://schemas.openxmlformats.org/officeDocument/2006/relationships" xmlns:m="http://schemas.openxmlformats.org/officeDocument/2006/math" xmlns:v="urn:schemas-microsoft-com:vml" xmlns:wp14="http://schemas.microsoft.com/office/word/2010/wordprocessingDrawing" xmlns:wp="http://schemas.openxmlformats.org/drawingml/2006/wordprocessingDrawing" xmlns:w10="urn:schemas-microsoft-com:office:word" xmlns:w="http://schemas.openxmlformats.org/wordprocessingml/2006/main" xmlns:w14="http://schemas.microsoft.com/office/word/2010/wordml" xmlns:w15="http://schemas.microsoft.com/office/word/2012/wordml" xmlns:w16cex="http://schemas.microsoft.com/office/word/2018/wordml/cex" xmlns:w16cid="http://schemas.microsoft.com/office/word/2016/wordml/cid" xmlns:w16="http://schemas.microsoft.com/office/word/2018/wordml" xmlns:w16du="http://schemas.microsoft.com/office/word/2023/wordml/word16du" xmlns:w16sdtdh="http://schemas.microsoft.com/office/word/2020/wordml/sdtdatahash" xmlns:w16sdtfl="http://schemas.microsoft.com/office/word/2024/wordml/sdtformatlock" xmlns:w16se="http://schemas.microsoft.com/office/word/2015/wordml/symex" xmlns:wpg="http://schemas.microsoft.com/office/word/2010/wordprocessingGroup" xmlns:wpi="http://schemas.microsoft.com/office/word/2010/wordprocessingInk" xmlns:wne="http://schemas.microsoft.com/office/word/2006/wordml" xmlns:wps="http://schemas.microsoft.com/office/word/2010/wordprocessingShape" mc:Ignorable="w14 w15 w16se w16cid w16 w16cex w16sdtdh w16sdtfl w16du wp14">
   <w:endnote w:type="separator" w:id="-1">
     <w:p>
       <w:pPr>
@@ -1077,7 +1422,7 @@
 </file>
 
 <file path=word/footer1.xml><?xml version="1.0" encoding="utf-8"?>
-<w:ftr xmlns:wpc="http://schemas.microsoft.com/office/word/2010/wordprocessingCanvas" xmlns:cx="http://schemas.microsoft.com/office/drawing/2014/chartex" xmlns:cx1="http://schemas.microsoft.com/office/drawing/2015/9/8/chartex" xmlns:cx2="http://schemas.microsoft.com/office/drawing/2015/10/21/chartex" xmlns:cx3="http://schemas.microsoft.com/office/drawing/2016/5/9/chartex" xmlns:cx4="http://schemas.microsoft.com/office/drawing/2016/5/10/chartex" xmlns:cx5="http://schemas.microsoft.com/office/drawing/2016/5/11/chartex" xmlns:cx6="http://schemas.microsoft.com/office/drawing/2016/5/12/chartex" xmlns:cx7="http://schemas.microsoft.com/office/drawing/2016/5/13/chartex" xmlns:cx8="http://schemas.microsoft.com/office/drawing/2016/5/14/chartex" xmlns:mc="http://schemas.openxmlformats.org/markup-compatibility/2006" xmlns:aink="http://schemas.microsoft.com/office/drawing/2016/ink" xmlns:am3d="http://schemas.microsoft.com/office/drawing/2017/model3d" xmlns:o="urn:schemas-microsoft-com:office:office" xmlns:oel="http://schemas.microsoft.com/office/2019/extlst" xmlns:r="http://schemas.openxmlformats.org/officeDocument/2006/relationships" xmlns:m="http://schemas.openxmlformats.org/officeDocument/2006/math" xmlns:v="urn:schemas-microsoft-com:vml" xmlns:wp14="http://schemas.microsoft.com/office/word/2010/wordprocessingDrawing" xmlns:wp="http://schemas.openxmlformats.org/drawingml/2006/wordprocessingDrawing" xmlns:w10="urn:schemas-microsoft-com:office:word" xmlns:w="http://schemas.openxmlformats.org/wordprocessingml/2006/main" xmlns:w14="http://schemas.microsoft.com/office/word/2010/wordml" xmlns:w15="http://schemas.microsoft.com/office/word/2012/wordml" xmlns:w16cex="http://schemas.microsoft.com/office/word/2018/wordml/cex" xmlns:w16cid="http://schemas.microsoft.com/office/word/2016/wordml/cid" xmlns:w16="http://schemas.microsoft.com/office/word/2018/wordml" xmlns:w16sdtdh="http://schemas.microsoft.com/office/word/2020/wordml/sdtdatahash" xmlns:w16se="http://schemas.microsoft.com/office/word/2015/wordml/symex" xmlns:wpg="http://schemas.microsoft.com/office/word/2010/wordprocessingGroup" xmlns:wpi="http://schemas.microsoft.com/office/word/2010/wordprocessingInk" xmlns:wne="http://schemas.microsoft.com/office/word/2006/wordml" xmlns:wps="http://schemas.microsoft.com/office/word/2010/wordprocessingShape" mc:Ignorable="w14 w15 w16se w16cid w16 w16cex w16sdtdh wp14">
+<w:ftr xmlns:wpc="http://schemas.microsoft.com/office/word/2010/wordprocessingCanvas" xmlns:cx="http://schemas.microsoft.com/office/drawing/2014/chartex" xmlns:cx1="http://schemas.microsoft.com/office/drawing/2015/9/8/chartex" xmlns:cx2="http://schemas.microsoft.com/office/drawing/2015/10/21/chartex" xmlns:cx3="http://schemas.microsoft.com/office/drawing/2016/5/9/chartex" xmlns:cx4="http://schemas.microsoft.com/office/drawing/2016/5/10/chartex" xmlns:cx5="http://schemas.microsoft.com/office/drawing/2016/5/11/chartex" xmlns:cx6="http://schemas.microsoft.com/office/drawing/2016/5/12/chartex" xmlns:cx7="http://schemas.microsoft.com/office/drawing/2016/5/13/chartex" xmlns:cx8="http://schemas.microsoft.com/office/drawing/2016/5/14/chartex" xmlns:mc="http://schemas.openxmlformats.org/markup-compatibility/2006" xmlns:aink="http://schemas.microsoft.com/office/drawing/2016/ink" xmlns:am3d="http://schemas.microsoft.com/office/drawing/2017/model3d" xmlns:o="urn:schemas-microsoft-com:office:office" xmlns:oel="http://schemas.microsoft.com/office/2019/extlst" xmlns:r="http://schemas.openxmlformats.org/officeDocument/2006/relationships" xmlns:m="http://schemas.openxmlformats.org/officeDocument/2006/math" xmlns:v="urn:schemas-microsoft-com:vml" xmlns:wp14="http://schemas.microsoft.com/office/word/2010/wordprocessingDrawing" xmlns:wp="http://schemas.openxmlformats.org/drawingml/2006/wordprocessingDrawing" xmlns:w10="urn:schemas-microsoft-com:office:word" xmlns:w="http://schemas.openxmlformats.org/wordprocessingml/2006/main" xmlns:w14="http://schemas.microsoft.com/office/word/2010/wordml" xmlns:w15="http://schemas.microsoft.com/office/word/2012/wordml" xmlns:w16cex="http://schemas.microsoft.com/office/word/2018/wordml/cex" xmlns:w16cid="http://schemas.microsoft.com/office/word/2016/wordml/cid" xmlns:w16="http://schemas.microsoft.com/office/word/2018/wordml" xmlns:w16du="http://schemas.microsoft.com/office/word/2023/wordml/word16du" xmlns:w16sdtdh="http://schemas.microsoft.com/office/word/2020/wordml/sdtdatahash" xmlns:w16sdtfl="http://schemas.microsoft.com/office/word/2024/wordml/sdtformatlock" xmlns:w16se="http://schemas.microsoft.com/office/word/2015/wordml/symex" xmlns:wpg="http://schemas.microsoft.com/office/word/2010/wordprocessingGroup" xmlns:wpi="http://schemas.microsoft.com/office/word/2010/wordprocessingInk" xmlns:wne="http://schemas.microsoft.com/office/word/2006/wordml" xmlns:wps="http://schemas.microsoft.com/office/word/2010/wordprocessingShape" mc:Ignorable="w14 w15 w16se w16cid w16 w16cex w16sdtdh w16sdtfl w16du wp14">
   <w:p>
     <w:pPr>
       <w:pStyle w:val="Footer"/>
@@ -1087,7 +1432,7 @@
 </file>
 
 <file path=word/footer2.xml><?xml version="1.0" encoding="utf-8"?>
-<w:ftr xmlns:wpc="http://schemas.microsoft.com/office/word/2010/wordprocessingCanvas" xmlns:cx="http://schemas.microsoft.com/office/drawing/2014/chartex" xmlns:cx1="http://schemas.microsoft.com/office/drawing/2015/9/8/chartex" xmlns:cx2="http://schemas.microsoft.com/office/drawing/2015/10/21/chartex" xmlns:cx3="http://schemas.microsoft.com/office/drawing/2016/5/9/chartex" xmlns:cx4="http://schemas.microsoft.com/office/drawing/2016/5/10/chartex" xmlns:cx5="http://schemas.microsoft.com/office/drawing/2016/5/11/chartex" xmlns:cx6="http://schemas.microsoft.com/office/drawing/2016/5/12/chartex" xmlns:cx7="http://schemas.microsoft.com/office/drawing/2016/5/13/chartex" xmlns:cx8="http://schemas.microsoft.com/office/drawing/2016/5/14/chartex" xmlns:mc="http://schemas.openxmlformats.org/markup-compatibility/2006" xmlns:aink="http://schemas.microsoft.com/office/drawing/2016/ink" xmlns:am3d="http://schemas.microsoft.com/office/drawing/2017/model3d" xmlns:o="urn:schemas-microsoft-com:office:office" xmlns:oel="http://schemas.microsoft.com/office/2019/extlst" xmlns:r="http://schemas.openxmlformats.org/officeDocument/2006/relationships" xmlns:m="http://schemas.openxmlformats.org/officeDocument/2006/math" xmlns:v="urn:schemas-microsoft-com:vml" xmlns:wp14="http://schemas.microsoft.com/office/word/2010/wordprocessingDrawing" xmlns:wp="http://schemas.openxmlformats.org/drawingml/2006/wordprocessingDrawing" xmlns:w10="urn:schemas-microsoft-com:office:word" xmlns:w="http://schemas.openxmlformats.org/wordprocessingml/2006/main" xmlns:w14="http://schemas.microsoft.com/office/word/2010/wordml" xmlns:w15="http://schemas.microsoft.com/office/word/2012/wordml" xmlns:w16cex="http://schemas.microsoft.com/office/word/2018/wordml/cex" xmlns:w16cid="http://schemas.microsoft.com/office/word/2016/wordml/cid" xmlns:w16="http://schemas.microsoft.com/office/word/2018/wordml" xmlns:w16sdtdh="http://schemas.microsoft.com/office/word/2020/wordml/sdtdatahash" xmlns:w16se="http://schemas.microsoft.com/office/word/2015/wordml/symex" xmlns:wpg="http://schemas.microsoft.com/office/word/2010/wordprocessingGroup" xmlns:wpi="http://schemas.microsoft.com/office/word/2010/wordprocessingInk" xmlns:wne="http://schemas.microsoft.com/office/word/2006/wordml" xmlns:wps="http://schemas.microsoft.com/office/word/2010/wordprocessingShape" mc:Ignorable="w14 w15 w16se w16cid w16 w16cex w16sdtdh wp14">
+<w:ftr xmlns:wpc="http://schemas.microsoft.com/office/word/2010/wordprocessingCanvas" xmlns:cx="http://schemas.microsoft.com/office/drawing/2014/chartex" xmlns:cx1="http://schemas.microsoft.com/office/drawing/2015/9/8/chartex" xmlns:cx2="http://schemas.microsoft.com/office/drawing/2015/10/21/chartex" xmlns:cx3="http://schemas.microsoft.com/office/drawing/2016/5/9/chartex" xmlns:cx4="http://schemas.microsoft.com/office/drawing/2016/5/10/chartex" xmlns:cx5="http://schemas.microsoft.com/office/drawing/2016/5/11/chartex" xmlns:cx6="http://schemas.microsoft.com/office/drawing/2016/5/12/chartex" xmlns:cx7="http://schemas.microsoft.com/office/drawing/2016/5/13/chartex" xmlns:cx8="http://schemas.microsoft.com/office/drawing/2016/5/14/chartex" xmlns:mc="http://schemas.openxmlformats.org/markup-compatibility/2006" xmlns:aink="http://schemas.microsoft.com/office/drawing/2016/ink" xmlns:am3d="http://schemas.microsoft.com/office/drawing/2017/model3d" xmlns:o="urn:schemas-microsoft-com:office:office" xmlns:oel="http://schemas.microsoft.com/office/2019/extlst" xmlns:r="http://schemas.openxmlformats.org/officeDocument/2006/relationships" xmlns:m="http://schemas.openxmlformats.org/officeDocument/2006/math" xmlns:v="urn:schemas-microsoft-com:vml" xmlns:wp14="http://schemas.microsoft.com/office/word/2010/wordprocessingDrawing" xmlns:wp="http://schemas.openxmlformats.org/drawingml/2006/wordprocessingDrawing" xmlns:w10="urn:schemas-microsoft-com:office:word" xmlns:w="http://schemas.openxmlformats.org/wordprocessingml/2006/main" xmlns:w14="http://schemas.microsoft.com/office/word/2010/wordml" xmlns:w15="http://schemas.microsoft.com/office/word/2012/wordml" xmlns:w16cex="http://schemas.microsoft.com/office/word/2018/wordml/cex" xmlns:w16cid="http://schemas.microsoft.com/office/word/2016/wordml/cid" xmlns:w16="http://schemas.microsoft.com/office/word/2018/wordml" xmlns:w16du="http://schemas.microsoft.com/office/word/2023/wordml/word16du" xmlns:w16sdtdh="http://schemas.microsoft.com/office/word/2020/wordml/sdtdatahash" xmlns:w16sdtfl="http://schemas.microsoft.com/office/word/2024/wordml/sdtformatlock" xmlns:w16se="http://schemas.microsoft.com/office/word/2015/wordml/symex" xmlns:wpg="http://schemas.microsoft.com/office/word/2010/wordprocessingGroup" xmlns:wpi="http://schemas.microsoft.com/office/word/2010/wordprocessingInk" xmlns:wne="http://schemas.microsoft.com/office/word/2006/wordml" xmlns:wps="http://schemas.microsoft.com/office/word/2010/wordprocessingShape" mc:Ignorable="w14 w15 w16se w16cid w16 w16cex w16sdtdh w16sdtfl w16du wp14">
   <w:p>
     <w:pPr>
       <w:pStyle w:val="Footer"/>
@@ -1097,7 +1442,7 @@
 </file>
 
 <file path=word/footer3.xml><?xml version="1.0" encoding="utf-8"?>
-<w:ftr xmlns:wpc="http://schemas.microsoft.com/office/word/2010/wordprocessingCanvas" xmlns:cx="http://schemas.microsoft.com/office/drawing/2014/chartex" xmlns:cx1="http://schemas.microsoft.com/office/drawing/2015/9/8/chartex" xmlns:cx2="http://schemas.microsoft.com/office/drawing/2015/10/21/chartex" xmlns:cx3="http://schemas.microsoft.com/office/drawing/2016/5/9/chartex" xmlns:cx4="http://schemas.microsoft.com/office/drawing/2016/5/10/chartex" xmlns:cx5="http://schemas.microsoft.com/office/drawing/2016/5/11/chartex" xmlns:cx6="http://schemas.microsoft.com/office/drawing/2016/5/12/chartex" xmlns:cx7="http://schemas.microsoft.com/office/drawing/2016/5/13/chartex" xmlns:cx8="http://schemas.microsoft.com/office/drawing/2016/5/14/chartex" xmlns:mc="http://schemas.openxmlformats.org/markup-compatibility/2006" xmlns:aink="http://schemas.microsoft.com/office/drawing/2016/ink" xmlns:am3d="http://schemas.microsoft.com/office/drawing/2017/model3d" xmlns:o="urn:schemas-microsoft-com:office:office" xmlns:oel="http://schemas.microsoft.com/office/2019/extlst" xmlns:r="http://schemas.openxmlformats.org/officeDocument/2006/relationships" xmlns:m="http://schemas.openxmlformats.org/officeDocument/2006/math" xmlns:v="urn:schemas-microsoft-com:vml" xmlns:wp14="http://schemas.microsoft.com/office/word/2010/wordprocessingDrawing" xmlns:wp="http://schemas.openxmlformats.org/drawingml/2006/wordprocessingDrawing" xmlns:w10="urn:schemas-microsoft-com:office:word" xmlns:w="http://schemas.openxmlformats.org/wordprocessingml/2006/main" xmlns:w14="http://schemas.microsoft.com/office/word/2010/wordml" xmlns:w15="http://schemas.microsoft.com/office/word/2012/wordml" xmlns:w16cex="http://schemas.microsoft.com/office/word/2018/wordml/cex" xmlns:w16cid="http://schemas.microsoft.com/office/word/2016/wordml/cid" xmlns:w16="http://schemas.microsoft.com/office/word/2018/wordml" xmlns:w16sdtdh="http://schemas.microsoft.com/office/word/2020/wordml/sdtdatahash" xmlns:w16se="http://schemas.microsoft.com/office/word/2015/wordml/symex" xmlns:wpg="http://schemas.microsoft.com/office/word/2010/wordprocessingGroup" xmlns:wpi="http://schemas.microsoft.com/office/word/2010/wordprocessingInk" xmlns:wne="http://schemas.microsoft.com/office/word/2006/wordml" xmlns:wps="http://schemas.microsoft.com/office/word/2010/wordprocessingShape" mc:Ignorable="w14 w15 w16se w16cid w16 w16cex w16sdtdh wp14">
+<w:ftr xmlns:wpc="http://schemas.microsoft.com/office/word/2010/wordprocessingCanvas" xmlns:cx="http://schemas.microsoft.com/office/drawing/2014/chartex" xmlns:cx1="http://schemas.microsoft.com/office/drawing/2015/9/8/chartex" xmlns:cx2="http://schemas.microsoft.com/office/drawing/2015/10/21/chartex" xmlns:cx3="http://schemas.microsoft.com/office/drawing/2016/5/9/chartex" xmlns:cx4="http://schemas.microsoft.com/office/drawing/2016/5/10/chartex" xmlns:cx5="http://schemas.microsoft.com/office/drawing/2016/5/11/chartex" xmlns:cx6="http://schemas.microsoft.com/office/drawing/2016/5/12/chartex" xmlns:cx7="http://schemas.microsoft.com/office/drawing/2016/5/13/chartex" xmlns:cx8="http://schemas.microsoft.com/office/drawing/2016/5/14/chartex" xmlns:mc="http://schemas.openxmlformats.org/markup-compatibility/2006" xmlns:aink="http://schemas.microsoft.com/office/drawing/2016/ink" xmlns:am3d="http://schemas.microsoft.com/office/drawing/2017/model3d" xmlns:o="urn:schemas-microsoft-com:office:office" xmlns:oel="http://schemas.microsoft.com/office/2019/extlst" xmlns:r="http://schemas.openxmlformats.org/officeDocument/2006/relationships" xmlns:m="http://schemas.openxmlformats.org/officeDocument/2006/math" xmlns:v="urn:schemas-microsoft-com:vml" xmlns:wp14="http://schemas.microsoft.com/office/word/2010/wordprocessingDrawing" xmlns:wp="http://schemas.openxmlformats.org/drawingml/2006/wordprocessingDrawing" xmlns:w10="urn:schemas-microsoft-com:office:word" xmlns:w="http://schemas.openxmlformats.org/wordprocessingml/2006/main" xmlns:w14="http://schemas.microsoft.com/office/word/2010/wordml" xmlns:w15="http://schemas.microsoft.com/office/word/2012/wordml" xmlns:w16cex="http://schemas.microsoft.com/office/word/2018/wordml/cex" xmlns:w16cid="http://schemas.microsoft.com/office/word/2016/wordml/cid" xmlns:w16="http://schemas.microsoft.com/office/word/2018/wordml" xmlns:w16du="http://schemas.microsoft.com/office/word/2023/wordml/word16du" xmlns:w16sdtdh="http://schemas.microsoft.com/office/word/2020/wordml/sdtdatahash" xmlns:w16sdtfl="http://schemas.microsoft.com/office/word/2024/wordml/sdtformatlock" xmlns:w16se="http://schemas.microsoft.com/office/word/2015/wordml/symex" xmlns:wpg="http://schemas.microsoft.com/office/word/2010/wordprocessingGroup" xmlns:wpi="http://schemas.microsoft.com/office/word/2010/wordprocessingInk" xmlns:wne="http://schemas.microsoft.com/office/word/2006/wordml" xmlns:wps="http://schemas.microsoft.com/office/word/2010/wordprocessingShape" mc:Ignorable="w14 w15 w16se w16cid w16 w16cex w16sdtdh w16sdtfl w16du wp14">
   <w:p>
     <w:pPr>
       <w:pStyle w:val="Footer"/>
@@ -1107,7 +1452,7 @@
 </file>
 
 <file path=word/footnotes.xml><?xml version="1.0" encoding="utf-8"?>
-<w:footnotes xmlns:wpc="http://schemas.microsoft.com/office/word/2010/wordprocessingCanvas" xmlns:cx="http://schemas.microsoft.com/office/drawing/2014/chartex" xmlns:cx1="http://schemas.microsoft.com/office/drawing/2015/9/8/chartex" xmlns:cx2="http://schemas.microsoft.com/office/drawing/2015/10/21/chartex" xmlns:cx3="http://schemas.microsoft.com/office/drawing/2016/5/9/chartex" xmlns:cx4="http://schemas.microsoft.com/office/drawing/2016/5/10/chartex" xmlns:cx5="http://schemas.microsoft.com/office/drawing/2016/5/11/chartex" xmlns:cx6="http://schemas.microsoft.com/office/drawing/2016/5/12/chartex" xmlns:cx7="http://schemas.microsoft.com/office/drawing/2016/5/13/chartex" xmlns:cx8="http://schemas.microsoft.com/office/drawing/2016/5/14/chartex" xmlns:mc="http://schemas.openxmlformats.org/markup-compatibility/2006" xmlns:aink="http://schemas.microsoft.com/office/drawing/2016/ink" xmlns:am3d="http://schemas.microsoft.com/office/drawing/2017/model3d" xmlns:o="urn:schemas-microsoft-com:office:office" xmlns:oel="http://schemas.microsoft.com/office/2019/extlst" xmlns:r="http://schemas.openxmlformats.org/officeDocument/2006/relationships" xmlns:m="http://schemas.openxmlformats.org/officeDocument/2006/math" xmlns:v="urn:schemas-microsoft-com:vml" xmlns:wp14="http://schemas.microsoft.com/office/word/2010/wordprocessingDrawing" xmlns:wp="http://schemas.openxmlformats.org/drawingml/2006/wordprocessingDrawing" xmlns:w10="urn:schemas-microsoft-com:office:word" xmlns:w="http://schemas.openxmlformats.org/wordprocessingml/2006/main" xmlns:w14="http://schemas.microsoft.com/office/word/2010/wordml" xmlns:w15="http://schemas.microsoft.com/office/word/2012/wordml" xmlns:w16cex="http://schemas.microsoft.com/office/word/2018/wordml/cex" xmlns:w16cid="http://schemas.microsoft.com/office/word/2016/wordml/cid" xmlns:w16="http://schemas.microsoft.com/office/word/2018/wordml" xmlns:w16sdtdh="http://schemas.microsoft.com/office/word/2020/wordml/sdtdatahash" xmlns:w16se="http://schemas.microsoft.com/office/word/2015/wordml/symex" xmlns:wpg="http://schemas.microsoft.com/office/word/2010/wordprocessingGroup" xmlns:wpi="http://schemas.microsoft.com/office/word/2010/wordprocessingInk" xmlns:wne="http://schemas.microsoft.com/office/word/2006/wordml" xmlns:wps="http://schemas.microsoft.com/office/word/2010/wordprocessingShape" mc:Ignorable="w14 w15 w16se w16cid w16 w16cex w16sdtdh wp14">
+<w:footnotes xmlns:wpc="http://schemas.microsoft.com/office/word/2010/wordprocessingCanvas" xmlns:cx="http://schemas.microsoft.com/office/drawing/2014/chartex" xmlns:cx1="http://schemas.microsoft.com/office/drawing/2015/9/8/chartex" xmlns:cx2="http://schemas.microsoft.com/office/drawing/2015/10/21/chartex" xmlns:cx3="http://schemas.microsoft.com/office/drawing/2016/5/9/chartex" xmlns:cx4="http://schemas.microsoft.com/office/drawing/2016/5/10/chartex" xmlns:cx5="http://schemas.microsoft.com/office/drawing/2016/5/11/chartex" xmlns:cx6="http://schemas.microsoft.com/office/drawing/2016/5/12/chartex" xmlns:cx7="http://schemas.microsoft.com/office/drawing/2016/5/13/chartex" xmlns:cx8="http://schemas.microsoft.com/office/drawing/2016/5/14/chartex" xmlns:mc="http://schemas.openxmlformats.org/markup-compatibility/2006" xmlns:aink="http://schemas.microsoft.com/office/drawing/2016/ink" xmlns:am3d="http://schemas.microsoft.com/office/drawing/2017/model3d" xmlns:o="urn:schemas-microsoft-com:office:office" xmlns:oel="http://schemas.microsoft.com/office/2019/extlst" xmlns:r="http://schemas.openxmlformats.org/officeDocument/2006/relationships" xmlns:m="http://schemas.openxmlformats.org/officeDocument/2006/math" xmlns:v="urn:schemas-microsoft-com:vml" xmlns:wp14="http://schemas.microsoft.com/office/word/2010/wordprocessingDrawing" xmlns:wp="http://schemas.openxmlformats.org/drawingml/2006/wordprocessingDrawing" xmlns:w10="urn:schemas-microsoft-com:office:word" xmlns:w="http://schemas.openxmlformats.org/wordprocessingml/2006/main" xmlns:w14="http://schemas.microsoft.com/office/word/2010/wordml" xmlns:w15="http://schemas.microsoft.com/office/word/2012/wordml" xmlns:w16cex="http://schemas.microsoft.com/office/word/2018/wordml/cex" xmlns:w16cid="http://schemas.microsoft.com/office/word/2016/wordml/cid" xmlns:w16="http://schemas.microsoft.com/office/word/2018/wordml" xmlns:w16du="http://schemas.microsoft.com/office/word/2023/wordml/word16du" xmlns:w16sdtdh="http://schemas.microsoft.com/office/word/2020/wordml/sdtdatahash" xmlns:w16sdtfl="http://schemas.microsoft.com/office/word/2024/wordml/sdtformatlock" xmlns:w16se="http://schemas.microsoft.com/office/word/2015/wordml/symex" xmlns:wpg="http://schemas.microsoft.com/office/word/2010/wordprocessingGroup" xmlns:wpi="http://schemas.microsoft.com/office/word/2010/wordprocessingInk" xmlns:wne="http://schemas.microsoft.com/office/word/2006/wordml" xmlns:wps="http://schemas.microsoft.com/office/word/2010/wordprocessingShape" mc:Ignorable="w14 w15 w16se w16cid w16 w16cex w16sdtdh w16sdtfl w16du wp14">
   <w:footnote w:type="separator" w:id="-1">
     <w:p>
       <w:pPr>
@@ -1132,7 +1477,7 @@
 </file>
 
 <file path=word/header1.xml><?xml version="1.0" encoding="utf-8"?>
-<w:hdr xmlns:wpc="http://schemas.microsoft.com/office/word/2010/wordprocessingCanvas" xmlns:cx="http://schemas.microsoft.com/office/drawing/2014/chartex" xmlns:cx1="http://schemas.microsoft.com/office/drawing/2015/9/8/chartex" xmlns:cx2="http://schemas.microsoft.com/office/drawing/2015/10/21/chartex" xmlns:cx3="http://schemas.microsoft.com/office/drawing/2016/5/9/chartex" xmlns:cx4="http://schemas.microsoft.com/office/drawing/2016/5/10/chartex" xmlns:cx5="http://schemas.microsoft.com/office/drawing/2016/5/11/chartex" xmlns:cx6="http://schemas.microsoft.com/office/drawing/2016/5/12/chartex" xmlns:cx7="http://schemas.microsoft.com/office/drawing/2016/5/13/chartex" xmlns:cx8="http://schemas.microsoft.com/office/drawing/2016/5/14/chartex" xmlns:mc="http://schemas.openxmlformats.org/markup-compatibility/2006" xmlns:aink="http://schemas.microsoft.com/office/drawing/2016/ink" xmlns:am3d="http://schemas.microsoft.com/office/drawing/2017/model3d" xmlns:o="urn:schemas-microsoft-com:office:office" xmlns:oel="http://schemas.microsoft.com/office/2019/extlst" xmlns:r="http://schemas.openxmlformats.org/officeDocument/2006/relationships" xmlns:m="http://schemas.openxmlformats.org/officeDocument/2006/math" xmlns:v="urn:schemas-microsoft-com:vml" xmlns:wp14="http://schemas.microsoft.com/office/word/2010/wordprocessingDrawing" xmlns:wp="http://schemas.openxmlformats.org/drawingml/2006/wordprocessingDrawing" xmlns:w10="urn:schemas-microsoft-com:office:word" xmlns:w="http://schemas.openxmlformats.org/wordprocessingml/2006/main" xmlns:w14="http://schemas.microsoft.com/office/word/2010/wordml" xmlns:w15="http://schemas.microsoft.com/office/word/2012/wordml" xmlns:w16cex="http://schemas.microsoft.com/office/word/2018/wordml/cex" xmlns:w16cid="http://schemas.microsoft.com/office/word/2016/wordml/cid" xmlns:w16="http://schemas.microsoft.com/office/word/2018/wordml" xmlns:w16sdtdh="http://schemas.microsoft.com/office/word/2020/wordml/sdtdatahash" xmlns:w16se="http://schemas.microsoft.com/office/word/2015/wordml/symex" xmlns:wpg="http://schemas.microsoft.com/office/word/2010/wordprocessingGroup" xmlns:wpi="http://schemas.microsoft.com/office/word/2010/wordprocessingInk" xmlns:wne="http://schemas.microsoft.com/office/word/2006/wordml" xmlns:wps="http://schemas.microsoft.com/office/word/2010/wordprocessingShape" mc:Ignorable="w14 w15 w16se w16cid w16 w16cex w16sdtdh wp14">
+<w:hdr xmlns:wpc="http://schemas.microsoft.com/office/word/2010/wordprocessingCanvas" xmlns:cx="http://schemas.microsoft.com/office/drawing/2014/chartex" xmlns:cx1="http://schemas.microsoft.com/office/drawing/2015/9/8/chartex" xmlns:cx2="http://schemas.microsoft.com/office/drawing/2015/10/21/chartex" xmlns:cx3="http://schemas.microsoft.com/office/drawing/2016/5/9/chartex" xmlns:cx4="http://schemas.microsoft.com/office/drawing/2016/5/10/chartex" xmlns:cx5="http://schemas.microsoft.com/office/drawing/2016/5/11/chartex" xmlns:cx6="http://schemas.microsoft.com/office/drawing/2016/5/12/chartex" xmlns:cx7="http://schemas.microsoft.com/office/drawing/2016/5/13/chartex" xmlns:cx8="http://schemas.microsoft.com/office/drawing/2016/5/14/chartex" xmlns:mc="http://schemas.openxmlformats.org/markup-compatibility/2006" xmlns:aink="http://schemas.microsoft.com/office/drawing/2016/ink" xmlns:am3d="http://schemas.microsoft.com/office/drawing/2017/model3d" xmlns:o="urn:schemas-microsoft-com:office:office" xmlns:oel="http://schemas.microsoft.com/office/2019/extlst" xmlns:r="http://schemas.openxmlformats.org/officeDocument/2006/relationships" xmlns:m="http://schemas.openxmlformats.org/officeDocument/2006/math" xmlns:v="urn:schemas-microsoft-com:vml" xmlns:wp14="http://schemas.microsoft.com/office/word/2010/wordprocessingDrawing" xmlns:wp="http://schemas.openxmlformats.org/drawingml/2006/wordprocessingDrawing" xmlns:w10="urn:schemas-microsoft-com:office:word" xmlns:w="http://schemas.openxmlformats.org/wordprocessingml/2006/main" xmlns:w14="http://schemas.microsoft.com/office/word/2010/wordml" xmlns:w15="http://schemas.microsoft.com/office/word/2012/wordml" xmlns:w16cex="http://schemas.microsoft.com/office/word/2018/wordml/cex" xmlns:w16cid="http://schemas.microsoft.com/office/word/2016/wordml/cid" xmlns:w16="http://schemas.microsoft.com/office/word/2018/wordml" xmlns:w16du="http://schemas.microsoft.com/office/word/2023/wordml/word16du" xmlns:w16sdtdh="http://schemas.microsoft.com/office/word/2020/wordml/sdtdatahash" xmlns:w16sdtfl="http://schemas.microsoft.com/office/word/2024/wordml/sdtformatlock" xmlns:w16se="http://schemas.microsoft.com/office/word/2015/wordml/symex" xmlns:wpg="http://schemas.microsoft.com/office/word/2010/wordprocessingGroup" xmlns:wpi="http://schemas.microsoft.com/office/word/2010/wordprocessingInk" xmlns:wne="http://schemas.microsoft.com/office/word/2006/wordml" xmlns:wps="http://schemas.microsoft.com/office/word/2010/wordprocessingShape" mc:Ignorable="w14 w15 w16se w16cid w16 w16cex w16sdtdh w16sdtfl w16du wp14">
   <w:p>
     <w:pPr>
       <w:pStyle w:val="Header"/>
@@ -1142,7 +1487,7 @@
 </file>
 
 <file path=word/header2.xml><?xml version="1.0" encoding="utf-8"?>
-<w:hdr xmlns:wpc="http://schemas.microsoft.com/office/word/2010/wordprocessingCanvas" xmlns:cx="http://schemas.microsoft.com/office/drawing/2014/chartex" xmlns:cx1="http://schemas.microsoft.com/office/drawing/2015/9/8/chartex" xmlns:cx2="http://schemas.microsoft.com/office/drawing/2015/10/21/chartex" xmlns:cx3="http://schemas.microsoft.com/office/drawing/2016/5/9/chartex" xmlns:cx4="http://schemas.microsoft.com/office/drawing/2016/5/10/chartex" xmlns:cx5="http://schemas.microsoft.com/office/drawing/2016/5/11/chartex" xmlns:cx6="http://schemas.microsoft.com/office/drawing/2016/5/12/chartex" xmlns:cx7="http://schemas.microsoft.com/office/drawing/2016/5/13/chartex" xmlns:cx8="http://schemas.microsoft.com/office/drawing/2016/5/14/chartex" xmlns:mc="http://schemas.openxmlformats.org/markup-compatibility/2006" xmlns:aink="http://schemas.microsoft.com/office/drawing/2016/ink" xmlns:am3d="http://schemas.microsoft.com/office/drawing/2017/model3d" xmlns:o="urn:schemas-microsoft-com:office:office" xmlns:oel="http://schemas.microsoft.com/office/2019/extlst" xmlns:r="http://schemas.openxmlformats.org/officeDocument/2006/relationships" xmlns:m="http://schemas.openxmlformats.org/officeDocument/2006/math" xmlns:v="urn:schemas-microsoft-com:vml" xmlns:wp14="http://schemas.microsoft.com/office/word/2010/wordprocessingDrawing" xmlns:wp="http://schemas.openxmlformats.org/drawingml/2006/wordprocessingDrawing" xmlns:w10="urn:schemas-microsoft-com:office:word" xmlns:w="http://schemas.openxmlformats.org/wordprocessingml/2006/main" xmlns:w14="http://schemas.microsoft.com/office/word/2010/wordml" xmlns:w15="http://schemas.microsoft.com/office/word/2012/wordml" xmlns:w16cex="http://schemas.microsoft.com/office/word/2018/wordml/cex" xmlns:w16cid="http://schemas.microsoft.com/office/word/2016/wordml/cid" xmlns:w16="http://schemas.microsoft.com/office/word/2018/wordml" xmlns:w16sdtdh="http://schemas.microsoft.com/office/word/2020/wordml/sdtdatahash" xmlns:w16se="http://schemas.microsoft.com/office/word/2015/wordml/symex" xmlns:wpg="http://schemas.microsoft.com/office/word/2010/wordprocessingGroup" xmlns:wpi="http://schemas.microsoft.com/office/word/2010/wordprocessingInk" xmlns:wne="http://schemas.microsoft.com/office/word/2006/wordml" xmlns:wps="http://schemas.microsoft.com/office/word/2010/wordprocessingShape" mc:Ignorable="w14 w15 w16se w16cid w16 w16cex w16sdtdh wp14">
+<w:hdr xmlns:wpc="http://schemas.microsoft.com/office/word/2010/wordprocessingCanvas" xmlns:cx="http://schemas.microsoft.com/office/drawing/2014/chartex" xmlns:cx1="http://schemas.microsoft.com/office/drawing/2015/9/8/chartex" xmlns:cx2="http://schemas.microsoft.com/office/drawing/2015/10/21/chartex" xmlns:cx3="http://schemas.microsoft.com/office/drawing/2016/5/9/chartex" xmlns:cx4="http://schemas.microsoft.com/office/drawing/2016/5/10/chartex" xmlns:cx5="http://schemas.microsoft.com/office/drawing/2016/5/11/chartex" xmlns:cx6="http://schemas.microsoft.com/office/drawing/2016/5/12/chartex" xmlns:cx7="http://schemas.microsoft.com/office/drawing/2016/5/13/chartex" xmlns:cx8="http://schemas.microsoft.com/office/drawing/2016/5/14/chartex" xmlns:mc="http://schemas.openxmlformats.org/markup-compatibility/2006" xmlns:aink="http://schemas.microsoft.com/office/drawing/2016/ink" xmlns:am3d="http://schemas.microsoft.com/office/drawing/2017/model3d" xmlns:o="urn:schemas-microsoft-com:office:office" xmlns:oel="http://schemas.microsoft.com/office/2019/extlst" xmlns:r="http://schemas.openxmlformats.org/officeDocument/2006/relationships" xmlns:m="http://schemas.openxmlformats.org/officeDocument/2006/math" xmlns:v="urn:schemas-microsoft-com:vml" xmlns:wp14="http://schemas.microsoft.com/office/word/2010/wordprocessingDrawing" xmlns:wp="http://schemas.openxmlformats.org/drawingml/2006/wordprocessingDrawing" xmlns:w10="urn:schemas-microsoft-com:office:word" xmlns:w="http://schemas.openxmlformats.org/wordprocessingml/2006/main" xmlns:w14="http://schemas.microsoft.com/office/word/2010/wordml" xmlns:w15="http://schemas.microsoft.com/office/word/2012/wordml" xmlns:w16cex="http://schemas.microsoft.com/office/word/2018/wordml/cex" xmlns:w16cid="http://schemas.microsoft.com/office/word/2016/wordml/cid" xmlns:w16="http://schemas.microsoft.com/office/word/2018/wordml" xmlns:w16du="http://schemas.microsoft.com/office/word/2023/wordml/word16du" xmlns:w16sdtdh="http://schemas.microsoft.com/office/word/2020/wordml/sdtdatahash" xmlns:w16sdtfl="http://schemas.microsoft.com/office/word/2024/wordml/sdtformatlock" xmlns:w16se="http://schemas.microsoft.com/office/word/2015/wordml/symex" xmlns:wpg="http://schemas.microsoft.com/office/word/2010/wordprocessingGroup" xmlns:wpi="http://schemas.microsoft.com/office/word/2010/wordprocessingInk" xmlns:wne="http://schemas.microsoft.com/office/word/2006/wordml" xmlns:wps="http://schemas.microsoft.com/office/word/2010/wordprocessingShape" mc:Ignorable="w14 w15 w16se w16cid w16 w16cex w16sdtdh w16sdtfl w16du wp14">
   <w:p>
     <w:pPr>
       <w:pStyle w:val="Header"/>
@@ -1153,7 +1498,7 @@
 </file>
 
 <file path=word/header3.xml><?xml version="1.0" encoding="utf-8"?>
-<w:hdr xmlns:wpc="http://schemas.microsoft.com/office/word/2010/wordprocessingCanvas" xmlns:cx="http://schemas.microsoft.com/office/drawing/2014/chartex" xmlns:cx1="http://schemas.microsoft.com/office/drawing/2015/9/8/chartex" xmlns:cx2="http://schemas.microsoft.com/office/drawing/2015/10/21/chartex" xmlns:cx3="http://schemas.microsoft.com/office/drawing/2016/5/9/chartex" xmlns:cx4="http://schemas.microsoft.com/office/drawing/2016/5/10/chartex" xmlns:cx5="http://schemas.microsoft.com/office/drawing/2016/5/11/chartex" xmlns:cx6="http://schemas.microsoft.com/office/drawing/2016/5/12/chartex" xmlns:cx7="http://schemas.microsoft.com/office/drawing/2016/5/13/chartex" xmlns:cx8="http://schemas.microsoft.com/office/drawing/2016/5/14/chartex" xmlns:mc="http://schemas.openxmlformats.org/markup-compatibility/2006" xmlns:aink="http://schemas.microsoft.com/office/drawing/2016/ink" xmlns:am3d="http://schemas.microsoft.com/office/drawing/2017/model3d" xmlns:o="urn:schemas-microsoft-com:office:office" xmlns:oel="http://schemas.microsoft.com/office/2019/extlst" xmlns:r="http://schemas.openxmlformats.org/officeDocument/2006/relationships" xmlns:m="http://schemas.openxmlformats.org/officeDocument/2006/math" xmlns:v="urn:schemas-microsoft-com:vml" xmlns:wp14="http://schemas.microsoft.com/office/word/2010/wordprocessingDrawing" xmlns:wp="http://schemas.openxmlformats.org/drawingml/2006/wordprocessingDrawing" xmlns:w10="urn:schemas-microsoft-com:office:word" xmlns:w="http://schemas.openxmlformats.org/wordprocessingml/2006/main" xmlns:w14="http://schemas.microsoft.com/office/word/2010/wordml" xmlns:w15="http://schemas.microsoft.com/office/word/2012/wordml" xmlns:w16cex="http://schemas.microsoft.com/office/word/2018/wordml/cex" xmlns:w16cid="http://schemas.microsoft.com/office/word/2016/wordml/cid" xmlns:w16="http://schemas.microsoft.com/office/word/2018/wordml" xmlns:w16sdtdh="http://schemas.microsoft.com/office/word/2020/wordml/sdtdatahash" xmlns:w16se="http://schemas.microsoft.com/office/word/2015/wordml/symex" xmlns:wpg="http://schemas.microsoft.com/office/word/2010/wordprocessingGroup" xmlns:wpi="http://schemas.microsoft.com/office/word/2010/wordprocessingInk" xmlns:wne="http://schemas.microsoft.com/office/word/2006/wordml" xmlns:wps="http://schemas.microsoft.com/office/word/2010/wordprocessingShape" mc:Ignorable="w14 w15 w16se w16cid w16 w16cex w16sdtdh wp14">
+<w:hdr xmlns:wpc="http://schemas.microsoft.com/office/word/2010/wordprocessingCanvas" xmlns:cx="http://schemas.microsoft.com/office/drawing/2014/chartex" xmlns:cx1="http://schemas.microsoft.com/office/drawing/2015/9/8/chartex" xmlns:cx2="http://schemas.microsoft.com/office/drawing/2015/10/21/chartex" xmlns:cx3="http://schemas.microsoft.com/office/drawing/2016/5/9/chartex" xmlns:cx4="http://schemas.microsoft.com/office/drawing/2016/5/10/chartex" xmlns:cx5="http://schemas.microsoft.com/office/drawing/2016/5/11/chartex" xmlns:cx6="http://schemas.microsoft.com/office/drawing/2016/5/12/chartex" xmlns:cx7="http://schemas.microsoft.com/office/drawing/2016/5/13/chartex" xmlns:cx8="http://schemas.microsoft.com/office/drawing/2016/5/14/chartex" xmlns:mc="http://schemas.openxmlformats.org/markup-compatibility/2006" xmlns:aink="http://schemas.microsoft.com/office/drawing/2016/ink" xmlns:am3d="http://schemas.microsoft.com/office/drawing/2017/model3d" xmlns:o="urn:schemas-microsoft-com:office:office" xmlns:oel="http://schemas.microsoft.com/office/2019/extlst" xmlns:r="http://schemas.openxmlformats.org/officeDocument/2006/relationships" xmlns:m="http://schemas.openxmlformats.org/officeDocument/2006/math" xmlns:v="urn:schemas-microsoft-com:vml" xmlns:wp14="http://schemas.microsoft.com/office/word/2010/wordprocessingDrawing" xmlns:wp="http://schemas.openxmlformats.org/drawingml/2006/wordprocessingDrawing" xmlns:w10="urn:schemas-microsoft-com:office:word" xmlns:w="http://schemas.openxmlformats.org/wordprocessingml/2006/main" xmlns:w14="http://schemas.microsoft.com/office/word/2010/wordml" xmlns:w15="http://schemas.microsoft.com/office/word/2012/wordml" xmlns:w16cex="http://schemas.microsoft.com/office/word/2018/wordml/cex" xmlns:w16cid="http://schemas.microsoft.com/office/word/2016/wordml/cid" xmlns:w16="http://schemas.microsoft.com/office/word/2018/wordml" xmlns:w16du="http://schemas.microsoft.com/office/word/2023/wordml/word16du" xmlns:w16sdtdh="http://schemas.microsoft.com/office/word/2020/wordml/sdtdatahash" xmlns:w16sdtfl="http://schemas.microsoft.com/office/word/2024/wordml/sdtformatlock" xmlns:w16se="http://schemas.microsoft.com/office/word/2015/wordml/symex" xmlns:wpg="http://schemas.microsoft.com/office/word/2010/wordprocessingGroup" xmlns:wpi="http://schemas.microsoft.com/office/word/2010/wordprocessingInk" xmlns:wne="http://schemas.microsoft.com/office/word/2006/wordml" xmlns:wps="http://schemas.microsoft.com/office/word/2010/wordprocessingShape" mc:Ignorable="w14 w15 w16se w16cid w16 w16cex w16sdtdh w16sdtfl w16du wp14">
   <w:p>
     <w:pPr>
       <w:pStyle w:val="Header"/>
@@ -1162,7 +1507,7 @@
     <w:r>
       <w:tab/>
       <w:tab/>
-      <w:t>2025-08-02</w:t>
+      <w:t>2026-07-12</w:t>
       <w:br/>
       <w:br/>
     </w:r>
@@ -1179,7 +1524,7 @@
 </file>
 
 <file path=word/numbering.xml><?xml version="1.0" encoding="utf-8"?>
-<w:numbering xmlns:wpc="http://schemas.microsoft.com/office/word/2010/wordprocessingCanvas" xmlns:cx="http://schemas.microsoft.com/office/drawing/2014/chartex" xmlns:cx1="http://schemas.microsoft.com/office/drawing/2015/9/8/chartex" xmlns:cx2="http://schemas.microsoft.com/office/drawing/2015/10/21/chartex" xmlns:cx3="http://schemas.microsoft.com/office/drawing/2016/5/9/chartex" xmlns:cx4="http://schemas.microsoft.com/office/drawing/2016/5/10/chartex" xmlns:cx5="http://schemas.microsoft.com/office/drawing/2016/5/11/chartex" xmlns:cx6="http://schemas.microsoft.com/office/drawing/2016/5/12/chartex" xmlns:cx7="http://schemas.microsoft.com/office/drawing/2016/5/13/chartex" xmlns:cx8="http://schemas.microsoft.com/office/drawing/2016/5/14/chartex" xmlns:mc="http://schemas.openxmlformats.org/markup-compatibility/2006" xmlns:aink="http://schemas.microsoft.com/office/drawing/2016/ink" xmlns:am3d="http://schemas.microsoft.com/office/drawing/2017/model3d" xmlns:o="urn:schemas-microsoft-com:office:office" xmlns:oel="http://schemas.microsoft.com/office/2019/extlst" xmlns:r="http://schemas.openxmlformats.org/officeDocument/2006/relationships" xmlns:m="http://schemas.openxmlformats.org/officeDocument/2006/math" xmlns:v="urn:schemas-microsoft-com:vml" xmlns:wp14="http://schemas.microsoft.com/office/word/2010/wordprocessingDrawing" xmlns:wp="http://schemas.openxmlformats.org/drawingml/2006/wordprocessingDrawing" xmlns:w10="urn:schemas-microsoft-com:office:word" xmlns:w="http://schemas.openxmlformats.org/wordprocessingml/2006/main" xmlns:w14="http://schemas.microsoft.com/office/word/2010/wordml" xmlns:w15="http://schemas.microsoft.com/office/word/2012/wordml" xmlns:w16cex="http://schemas.microsoft.com/office/word/2018/wordml/cex" xmlns:w16cid="http://schemas.microsoft.com/office/word/2016/wordml/cid" xmlns:w16="http://schemas.microsoft.com/office/word/2018/wordml" xmlns:w16sdtdh="http://schemas.microsoft.com/office/word/2020/wordml/sdtdatahash" xmlns:w16se="http://schemas.microsoft.com/office/word/2015/wordml/symex" xmlns:wpg="http://schemas.microsoft.com/office/word/2010/wordprocessingGroup" xmlns:wpi="http://schemas.microsoft.com/office/word/2010/wordprocessingInk" xmlns:wne="http://schemas.microsoft.com/office/word/2006/wordml" xmlns:wps="http://schemas.microsoft.com/office/word/2010/wordprocessingShape" mc:Ignorable="w14 w15 w16se w16cid w16 w16cex w16sdtdh wp14">
+<w:numbering xmlns:wpc="http://schemas.microsoft.com/office/word/2010/wordprocessingCanvas" xmlns:cx="http://schemas.microsoft.com/office/drawing/2014/chartex" xmlns:cx1="http://schemas.microsoft.com/office/drawing/2015/9/8/chartex" xmlns:cx2="http://schemas.microsoft.com/office/drawing/2015/10/21/chartex" xmlns:cx3="http://schemas.microsoft.com/office/drawing/2016/5/9/chartex" xmlns:cx4="http://schemas.microsoft.com/office/drawing/2016/5/10/chartex" xmlns:cx5="http://schemas.microsoft.com/office/drawing/2016/5/11/chartex" xmlns:cx6="http://schemas.microsoft.com/office/drawing/2016/5/12/chartex" xmlns:cx7="http://schemas.microsoft.com/office/drawing/2016/5/13/chartex" xmlns:cx8="http://schemas.microsoft.com/office/drawing/2016/5/14/chartex" xmlns:mc="http://schemas.openxmlformats.org/markup-compatibility/2006" xmlns:aink="http://schemas.microsoft.com/office/drawing/2016/ink" xmlns:am3d="http://schemas.microsoft.com/office/drawing/2017/model3d" xmlns:o="urn:schemas-microsoft-com:office:office" xmlns:oel="http://schemas.microsoft.com/office/2019/extlst" xmlns:r="http://schemas.openxmlformats.org/officeDocument/2006/relationships" xmlns:m="http://schemas.openxmlformats.org/officeDocument/2006/math" xmlns:v="urn:schemas-microsoft-com:vml" xmlns:wp14="http://schemas.microsoft.com/office/word/2010/wordprocessingDrawing" xmlns:wp="http://schemas.openxmlformats.org/drawingml/2006/wordprocessingDrawing" xmlns:w10="urn:schemas-microsoft-com:office:word" xmlns:w="http://schemas.openxmlformats.org/wordprocessingml/2006/main" xmlns:w14="http://schemas.microsoft.com/office/word/2010/wordml" xmlns:w15="http://schemas.microsoft.com/office/word/2012/wordml" xmlns:w16cex="http://schemas.microsoft.com/office/word/2018/wordml/cex" xmlns:w16cid="http://schemas.microsoft.com/office/word/2016/wordml/cid" xmlns:w16="http://schemas.microsoft.com/office/word/2018/wordml" xmlns:w16du="http://schemas.microsoft.com/office/word/2023/wordml/word16du" xmlns:w16sdtdh="http://schemas.microsoft.com/office/word/2020/wordml/sdtdatahash" xmlns:w16sdtfl="http://schemas.microsoft.com/office/word/2024/wordml/sdtformatlock" xmlns:w16se="http://schemas.microsoft.com/office/word/2015/wordml/symex" xmlns:wpg="http://schemas.microsoft.com/office/word/2010/wordprocessingGroup" xmlns:wpi="http://schemas.microsoft.com/office/word/2010/wordprocessingInk" xmlns:wne="http://schemas.microsoft.com/office/word/2006/wordml" xmlns:wps="http://schemas.microsoft.com/office/word/2010/wordprocessingShape" mc:Ignorable="w14 w15 w16se w16cid w16 w16cex w16sdtdh w16sdtfl w16du wp14">
   <w:abstractNum w:abstractNumId="0" w15:restartNumberingAfterBreak="0">
     <w:nsid w:val="FFFFFF7C"/>
     <w:multiLevelType w:val="singleLevel"/>
@@ -1382,7 +1727,7 @@
 </file>
 
 <file path=word/styles.xml><?xml version="1.0" encoding="utf-8"?>
-<w:styles xmlns:mc="http://schemas.openxmlformats.org/markup-compatibility/2006" xmlns:r="http://schemas.openxmlformats.org/officeDocument/2006/relationships" xmlns:w="http://schemas.openxmlformats.org/wordprocessingml/2006/main" xmlns:w14="http://schemas.microsoft.com/office/word/2010/wordml" xmlns:w15="http://schemas.microsoft.com/office/word/2012/wordml" xmlns:w16cex="http://schemas.microsoft.com/office/word/2018/wordml/cex" xmlns:w16cid="http://schemas.microsoft.com/office/word/2016/wordml/cid" xmlns:w16="http://schemas.microsoft.com/office/word/2018/wordml" xmlns:w16sdtdh="http://schemas.microsoft.com/office/word/2020/wordml/sdtdatahash" xmlns:w16se="http://schemas.microsoft.com/office/word/2015/wordml/symex" mc:Ignorable="w14 w15 w16se w16cid w16 w16cex w16sdtdh">
+<w:styles xmlns:mc="http://schemas.openxmlformats.org/markup-compatibility/2006" xmlns:r="http://schemas.openxmlformats.org/officeDocument/2006/relationships" xmlns:w="http://schemas.openxmlformats.org/wordprocessingml/2006/main" xmlns:w14="http://schemas.microsoft.com/office/word/2010/wordml" xmlns:w15="http://schemas.microsoft.com/office/word/2012/wordml" xmlns:w16cex="http://schemas.microsoft.com/office/word/2018/wordml/cex" xmlns:w16cid="http://schemas.microsoft.com/office/word/2016/wordml/cid" xmlns:w16="http://schemas.microsoft.com/office/word/2018/wordml" xmlns:w16du="http://schemas.microsoft.com/office/word/2023/wordml/word16du" xmlns:w16sdtdh="http://schemas.microsoft.com/office/word/2020/wordml/sdtdatahash" xmlns:w16sdtfl="http://schemas.microsoft.com/office/word/2024/wordml/sdtformatlock" xmlns:w16se="http://schemas.microsoft.com/office/word/2015/wordml/symex" mc:Ignorable="w14 w15 w16se w16cid w16 w16cex w16sdtdh w16sdtfl w16du">
   <w:docDefaults>
     <w:rPrDefault>
       <w:rPr>
@@ -2140,7 +2485,7 @@
     <w:link w:val="TitleChar"/>
     <w:uiPriority w:val="10"/>
     <w:qFormat/>
-    <w:rsid w:val="007106C8"/>
+    <w:rsid w:val="00E854FA"/>
     <w:pPr>
       <w:spacing w:after="300" w:line="240" w:lineRule="auto"/>
       <w:contextualSpacing/>
@@ -2150,7 +2495,7 @@
       <w:rFonts w:eastAsiaTheme="majorEastAsia" w:cstheme="majorBidi"/>
       <w:spacing w:val="5"/>
       <w:kern w:val="28"/>
-      <w:sz w:val="52"/>
+      <w:sz w:val="40"/>
       <w:szCs w:val="52"/>
       <w:lang w:val="sv-SE" w:eastAsia="en-US" w:bidi="ar-SA"/>
     </w:rPr>
@@ -2160,12 +2505,12 @@
     <w:basedOn w:val="DefaultParagraphFont"/>
     <w:link w:val="Title"/>
     <w:uiPriority w:val="10"/>
-    <w:rsid w:val="007106C8"/>
+    <w:rsid w:val="00E854FA"/>
     <w:rPr>
       <w:rFonts w:ascii="Times New Roman" w:eastAsiaTheme="majorEastAsia" w:hAnsi="Times New Roman" w:cstheme="majorBidi"/>
       <w:spacing w:val="5"/>
       <w:kern w:val="28"/>
-      <w:sz w:val="52"/>
+      <w:sz w:val="40"/>
       <w:szCs w:val="52"/>
       <w:lang w:val="sv-SE" w:eastAsia="en-US" w:bidi="ar-SA"/>
     </w:rPr>

--- a/klagomål/Björnberget NV FSC-klagomål.docx
+++ b/klagomål/Björnberget NV FSC-klagomål.docx
@@ -1512,7 +1512,7 @@
       <w:br/>
     </w:r>
     <w:r>
-      <w:t>Till:</w:t>
+      <w:t>Till: SCA</w:t>
       <w:br/>
     </w:r>
     <w:r>

--- a/klagomål/Björnberget NV FSC-klagomål.docx
+++ b/klagomål/Björnberget NV FSC-klagomål.docx
@@ -168,7 +168,7 @@
     </w:p>
     <w:p>
       <w:r>
-        <w:t>Detta klagomål behandlar höga naturvärden i avverkningsanmälan Björnberget NV i Bjurholms kommun som inkom 2026-07-12 och omfattar 80,6 ha.</w:t>
+        <w:t>Detta klagomål behandlar höga naturvärden i avverkningsanmälan Björnberget NV i Bjurholms kommun som inkom 2026-07-13 och omfattar 80,6 ha.</w:t>
       </w:r>
     </w:p>
     <w:p>
@@ -1507,7 +1507,7 @@
     <w:r>
       <w:tab/>
       <w:tab/>
-      <w:t>2026-07-12</w:t>
+      <w:t>2026-07-13</w:t>
       <w:br/>
       <w:br/>
     </w:r>

--- a/klagomål/Björnberget NV FSC-klagomål.docx
+++ b/klagomål/Björnberget NV FSC-klagomål.docx
@@ -168,7 +168,7 @@
     </w:p>
     <w:p>
       <w:r>
-        <w:t>Detta klagomål behandlar höga naturvärden i avverkningsanmälan Björnberget NV i Bjurholms kommun som inkom 2026-07-13 och omfattar 80,6 ha.</w:t>
+        <w:t>Detta klagomål behandlar höga naturvärden i avverkningsanmälan Björnberget NV i Bjurholms kommun som inkom 2026-07-14 och omfattar 80,6 ha.</w:t>
       </w:r>
     </w:p>
     <w:p>
@@ -1507,7 +1507,7 @@
     <w:r>
       <w:tab/>
       <w:tab/>
-      <w:t>2026-07-13</w:t>
+      <w:t>2026-07-14</w:t>
       <w:br/>
       <w:br/>
     </w:r>

--- a/klagomål/Björnberget NV FSC-klagomål.docx
+++ b/klagomål/Björnberget NV FSC-klagomål.docx
@@ -168,7 +168,7 @@
     </w:p>
     <w:p>
       <w:r>
-        <w:t>Detta klagomål behandlar höga naturvärden i avverkningsanmälan Björnberget NV i Bjurholms kommun som inkom 2026-07-14 och omfattar 80,6 ha.</w:t>
+        <w:t>Detta klagomål behandlar höga naturvärden i avverkningsanmälan Björnberget NV i Bjurholms kommun som inkom 2026-07-15 och omfattar 80,6 ha.</w:t>
       </w:r>
     </w:p>
     <w:p>
@@ -1507,7 +1507,7 @@
     <w:r>
       <w:tab/>
       <w:tab/>
-      <w:t>2026-07-14</w:t>
+      <w:t>2026-07-15</w:t>
       <w:br/>
       <w:br/>
     </w:r>

--- a/klagomål/Björnberget NV FSC-klagomål.docx
+++ b/klagomål/Björnberget NV FSC-klagomål.docx
@@ -168,7 +168,7 @@
     </w:p>
     <w:p>
       <w:r>
-        <w:t>Detta klagomål behandlar höga naturvärden i avverkningsanmälan Björnberget NV i Bjurholms kommun som inkom 2026-07-15 och omfattar 80,6 ha.</w:t>
+        <w:t>Detta klagomål behandlar höga naturvärden i avverkningsanmälan Björnberget NV i Bjurholms kommun som inkom 2026-07-16 och omfattar 80,6 ha.</w:t>
       </w:r>
     </w:p>
     <w:p>
@@ -1507,7 +1507,7 @@
     <w:r>
       <w:tab/>
       <w:tab/>
-      <w:t>2026-07-15</w:t>
+      <w:t>2026-07-16</w:t>
       <w:br/>
       <w:br/>
     </w:r>

--- a/klagomål/Björnberget NV FSC-klagomål.docx
+++ b/klagomål/Björnberget NV FSC-klagomål.docx
@@ -1507,7 +1507,7 @@
     <w:r>
       <w:tab/>
       <w:tab/>
-      <w:t>2026-07-16</w:t>
+      <w:t>2026-07-17</w:t>
       <w:br/>
       <w:br/>
     </w:r>

--- a/klagomål/Björnberget NV FSC-klagomål.docx
+++ b/klagomål/Björnberget NV FSC-klagomål.docx
@@ -168,7 +168,7 @@
     </w:p>
     <w:p>
       <w:r>
-        <w:t>Detta klagomål behandlar höga naturvärden i avverkningsanmälan Björnberget NV i Bjurholms kommun som inkom 2026-07-16 och omfattar 80,6 ha.</w:t>
+        <w:t>Detta klagomål behandlar höga naturvärden i avverkningsanmälan Björnberget NV i Bjurholms kommun som inkom 2026-07-17 och omfattar 80,6 ha.</w:t>
       </w:r>
     </w:p>
     <w:p>

--- a/klagomål/Björnberget NV FSC-klagomål.docx
+++ b/klagomål/Björnberget NV FSC-klagomål.docx
@@ -1507,7 +1507,7 @@
     <w:r>
       <w:tab/>
       <w:tab/>
-      <w:t>2026-07-17</w:t>
+      <w:t>2026-07-18</w:t>
       <w:br/>
       <w:br/>
     </w:r>

--- a/klagomål/Björnberget NV FSC-klagomål.docx
+++ b/klagomål/Björnberget NV FSC-klagomål.docx
@@ -168,7 +168,7 @@
     </w:p>
     <w:p>
       <w:r>
-        <w:t>Detta klagomål behandlar höga naturvärden i avverkningsanmälan Björnberget NV i Bjurholms kommun som inkom 2026-07-17 och omfattar 80,6 ha.</w:t>
+        <w:t>Detta klagomål behandlar höga naturvärden i avverkningsanmälan Björnberget NV i Bjurholms kommun som inkom 2026-07-18 och omfattar 80,6 ha.</w:t>
       </w:r>
     </w:p>
     <w:p>

--- a/klagomål/Björnberget NV FSC-klagomål.docx
+++ b/klagomål/Björnberget NV FSC-klagomål.docx
@@ -168,7 +168,7 @@
     </w:p>
     <w:p>
       <w:r>
-        <w:t>Detta klagomål behandlar höga naturvärden i avverkningsanmälan Björnberget NV i Bjurholms kommun som inkom 2026-07-18 och omfattar 80,6 ha.</w:t>
+        <w:t>Detta klagomål behandlar höga naturvärden i avverkningsanmälan Björnberget NV i Bjurholms kommun som inkom 2026-07-19 och omfattar 80,6 ha.</w:t>
       </w:r>
     </w:p>
     <w:p>
@@ -1507,7 +1507,7 @@
     <w:r>
       <w:tab/>
       <w:tab/>
-      <w:t>2026-07-18</w:t>
+      <w:t>2026-07-19</w:t>
       <w:br/>
       <w:br/>
     </w:r>

--- a/klagomål/Björnberget NV FSC-klagomål.docx
+++ b/klagomål/Björnberget NV FSC-klagomål.docx
@@ -1507,7 +1507,7 @@
     <w:r>
       <w:tab/>
       <w:tab/>
-      <w:t>2026-07-19</w:t>
+      <w:t>2026-07-20</w:t>
       <w:br/>
       <w:br/>
     </w:r>

--- a/klagomål/Björnberget NV FSC-klagomål.docx
+++ b/klagomål/Björnberget NV FSC-klagomål.docx
@@ -168,7 +168,7 @@
     </w:p>
     <w:p>
       <w:r>
-        <w:t>Detta klagomål behandlar höga naturvärden i avverkningsanmälan Björnberget NV i Bjurholms kommun som inkom 2026-07-19 och omfattar 80,6 ha.</w:t>
+        <w:t>Detta klagomål behandlar höga naturvärden i avverkningsanmälan Björnberget NV i Bjurholms kommun som inkom 2026-07-20 och omfattar 80,6 ha.</w:t>
       </w:r>
     </w:p>
     <w:p>
